--- a/output/Coding_Standards.docx
+++ b/output/Coding_Standards.docx
@@ -7,516 +7,1157 @@
         <w:pStyle w:val="Heading1"/>
       </w:pPr>
       <w:r>
-        <w:t>Coding Standards and Best Practices</w:t>
+        <w:rPr>
+          <w:sz w:val="22"/>
+        </w:rPr>
+        <w:t>Coding Standards for Accelerated Software Delivery</w:t>
       </w:r>
     </w:p>
     <w:p>
       <w:r>
-        <w:t>This document outlines the coding standards and best practices for our software development teams. Adhering to these guidelines will improve code quality, consistency, maintainability, and delivery speed across our TypeScript/Node.js backend, React/Next.js frontend, and Neon-hosted PostgreSQL database.</w:t>
-        <w:br/>
-        <w:br/>
-        <w:t>**1. Introduction &amp; Purpose**</w:t>
-        <w:br/>
-        <w:br/>
-        <w:t>The primary goal of these standards is to reduce friction and delays in our code review process, which currently stem from subjective interpretations of code quality and style. By establishing clear, objective guidelines, we aim to:</w:t>
-        <w:br/>
-        <w:br/>
-        <w:t>*   Increase delivery speed by minimizing review cycles and rework.</w:t>
-        <w:br/>
-        <w:t>*   Enhance code consistency and readability across all projects.</w:t>
-        <w:br/>
-        <w:t>*   Improve maintainability and reduce the cognitive load on developers.</w:t>
-        <w:br/>
-        <w:t>*   Foster a collaborative environment by providing a shared understanding of best practices.</w:t>
-        <w:br/>
-        <w:t>*   Ensure type safety and robustness in our applications.</w:t>
-        <w:br/>
-        <w:br/>
-        <w:t>These standards are derived from industry best practices and insights specific to our technology stack, including TypeScript, Node.js, React, Next.js, Drizzle ORM, and a monorepo structure managed with npm workspaces and Turborepo.</w:t>
-        <w:br/>
-        <w:br/>
-        <w:t>**2. General Coding Principles**</w:t>
-        <w:br/>
-        <w:br/>
-        <w:t>*   **Clarity and Readability:** Write code that is easy to understand. Prefer clear, explicit code over clever or overly concise solutions.</w:t>
-        <w:br/>
-        <w:t>*   **Simplicity:** Aim for the simplest solution that effectively solves the problem. Avoid unnecessary complexity.</w:t>
-        <w:br/>
-        <w:t>*   **Consistency:** Adhere to the established standards for naming, formatting, structure, and patterns.</w:t>
-        <w:br/>
-        <w:t>*   **Modularity:** Break down code into small, reusable, and well-defined modules or functions.</w:t>
-        <w:br/>
-        <w:t>*   **Testability:** Design code with testability in mind. Write unit and integration tests for all new features and bug fixes.</w:t>
-        <w:br/>
-        <w:t>*   **Security:** Be mindful of security implications in all code. Never hardcode secrets or sensitive information. Use environment variables and secure practices.</w:t>
-        <w:br/>
-        <w:t>*   **Performance:** Consider performance implications, especially in data fetching, rendering, and database interactions. Leverage caching and optimize where necessary.</w:t>
-        <w:br/>
-        <w:br/>
-        <w:t>**3. TypeScript / Node.js Standards**</w:t>
-        <w:br/>
-        <w:br/>
-        <w:t>*   **Typing:**</w:t>
-        <w:br/>
-        <w:t xml:space="preserve">    *   Utilize TypeScript for all backend code to ensure type safety.</w:t>
-        <w:br/>
-        <w:t xml:space="preserve">    *   Define explicit types for function parameters, return values, and complex data structures.</w:t>
-        <w:br/>
-        <w:t xml:space="preserve">    *   Leverage TypeScript's advanced features like generics, conditional types, and mapped types where appropriate for robust type definitions.</w:t>
-        <w:br/>
-        <w:t xml:space="preserve">    *   Use Zod for robust environment variable validation (`@t3-oss/env-nextjs` is recommended for Next.js projects).</w:t>
-        <w:br/>
-        <w:t xml:space="preserve">    *   Enforce usage of the defined environment variable schema and disallow direct `process.env` usage with `eslint-plugin-n`.</w:t>
-        <w:br/>
-        <w:t>*   **Naming Conventions:**</w:t>
-        <w:br/>
-        <w:t xml:space="preserve">    *   Use `camelCase` for variables, functions, and methods.</w:t>
-        <w:br/>
-        <w:t xml:space="preserve">    *   Use `PascalCase` for classes, interfaces, types, and components.</w:t>
-        <w:br/>
-        <w:t xml:space="preserve">    *   Use `UPPER_SNAKE_CASE` for constants.</w:t>
-        <w:br/>
-        <w:t xml:space="preserve">    *   Prefix asynchronous functions that return promises with `async`.</w:t>
-        <w:br/>
-        <w:t>*   **Asynchronous Patterns:**</w:t>
-        <w:br/>
-        <w:t xml:space="preserve">    *   Use `async/await` for handling asynchronous operations. Avoid callback-based patterns.</w:t>
-        <w:br/>
-        <w:t xml:space="preserve">    *   Implement robust error handling for asynchronous operations using `try...catch` blocks to prevent application crashes.</w:t>
-        <w:br/>
-        <w:t xml:space="preserve">    *   Leverage new React 19 hooks like `use()` for simplified data fetching where applicable.</w:t>
-        <w:br/>
-        <w:t>*   **API Development (Hono.js):**</w:t>
-        <w:br/>
-        <w:t xml:space="preserve">    *   Use Hono.js for building API endpoints.</w:t>
-        <w:br/>
-        <w:t xml:space="preserve">    *   Define API contracts by exporting types from backend packages and importing them into the frontend for type-safe client requests.</w:t>
-        <w:br/>
-        <w:t xml:space="preserve">    *   Use the `env()` adapter in Hono for accessing environment variables within route handlers.</w:t>
-        <w:br/>
-        <w:t xml:space="preserve">    *   Implement API versioning using route prefixes (e.g., `/api/v1`, `/api/v2`).</w:t>
-        <w:br/>
-        <w:t xml:space="preserve">    *   Generate live, interactive API documentation using Swagger (e.g., `swagger-ui-express`, `swagger-jsdoc`) with JSDoc comments on routes.</w:t>
-        <w:br/>
-        <w:t>*   **Monorepo Structure:**</w:t>
-        <w:br/>
-        <w:t xml:space="preserve">    *   Structure the monorepo with top-level directories: `apps/` for runnable applications, `libs/` for shared runtime code, and `packages/` for tooling and shared configurations.</w:t>
-        <w:br/>
-        <w:t xml:space="preserve">    *   Utilize npm workspaces for dependency resolution and script execution.</w:t>
-        <w:br/>
-        <w:t xml:space="preserve">    *   For internal TypeScript packages, configure `package.json` to point directly to source files (`"main": "src/index.ts"`) and set `"tsconfig.json"` compiler options to include `"verbatimModuleSyntax": true`, `"allowImportingTsExtensions": true`, and `"rewriteRelativeImportExtensions": true` for direct source file consumption.</w:t>
-        <w:br/>
-        <w:t xml:space="preserve">    *   Use `NodeNext` module resolution.</w:t>
-        <w:br/>
-        <w:t xml:space="preserve">    *   Ensure `tsconfig.json` includes `"noEmit": true` when not requiring compiled output for internal packages.</w:t>
-        <w:br/>
-        <w:t xml:space="preserve">    *   When using TypeScript Project References, ensure `composite: true` is set in `tsconfig.json` and use `tsc --build` for compilation and type checking.</w:t>
-        <w:br/>
-        <w:t xml:space="preserve">    *   Leverage Turborepo for efficient CI using the `--affected` flag and `turbo prune` for optimized Docker images.</w:t>
-        <w:br/>
-        <w:t xml:space="preserve">    *   Consider using code generation tools (e.g., Plop) for repetitive tasks.</w:t>
-        <w:br/>
-        <w:br/>
-        <w:t>**4. React / Next.js Standards**</w:t>
-        <w:br/>
-        <w:br/>
-        <w:t>*   **Project Initialization:**</w:t>
-        <w:br/>
-        <w:t xml:space="preserve">    *   Use `create-next-app` with the `--typescript` flag for project initialization.</w:t>
-        <w:br/>
-        <w:t>*   **App Router:**</w:t>
-        <w:br/>
-        <w:t xml:space="preserve">    *   Structure Next.js projects using the App Router.</w:t>
-        <w:br/>
-        <w:t xml:space="preserve">    *   Default to Server Components for backend logic, direct database access, and to prevent sensitive data exposure.</w:t>
-        <w:br/>
-        <w:t xml:space="preserve">    *   Use the `'use client'` directive only when components require browser APIs, event handlers, or React state/effects.</w:t>
-        <w:br/>
-        <w:t xml:space="preserve">    *   Render Server Components within Client Components to minimize the client-side JavaScript footprint.</w:t>
-        <w:br/>
-        <w:t xml:space="preserve">    *   Leverage `Suspense` boundaries and `loading.js` files for progressive rendering and improved perceived performance.</w:t>
-        <w:br/>
-        <w:t xml:space="preserve">    *   Implement skeleton components that precisely match the dimensions and layout of the content they replace to prevent layout shifts.</w:t>
-        <w:br/>
-        <w:t xml:space="preserve">    *   Utilize parallel routes (`@` folder convention) for rendering multiple UI segments concurrently.</w:t>
-        <w:br/>
-        <w:t xml:space="preserve">    *   Combine parallel routes with intercepting routes to implement modal UIs.</w:t>
-        <w:br/>
-        <w:t xml:space="preserve">    *   Use Server Actions for mutations and form submissions, allowing them to be called directly from Client Components or used as form actions for seamless progressive enhancement.</w:t>
-        <w:br/>
-        <w:t xml:space="preserve">    *   Employ the typed, composable Metadata API for managing `&lt;head&gt;` elements.</w:t>
-        <w:br/>
-        <w:t>*   **Data Fetching:**</w:t>
-        <w:br/>
-        <w:t xml:space="preserve">    *   Differentiate between static data fetching (at build time) and dynamic data fetching (on request).</w:t>
-        <w:br/>
-        <w:t xml:space="preserve">    *   Utilize Next.js's built-in `fetch` API for automatic server-side data caching with configurable revalidation or opting out with `cache: 'no-store'`.</w:t>
-        <w:br/>
-        <w:t xml:space="preserve">    *   Understand and implement caching at four layers: Request Memoization, Data Cache, Full Route Cache, and Router Cache.</w:t>
-        <w:br/>
-        <w:t xml:space="preserve">    *   Leverage React Suspense for non-blocking asynchronous operations like data fetching, using fallback components for loading states.</w:t>
-        <w:br/>
-        <w:t>*   **State Management &amp; Hooks:**</w:t>
-        <w:br/>
-        <w:t xml:space="preserve">    *   Use `useState`, `useReducer`, `useContext` for local and shared state management.</w:t>
-        <w:br/>
-        <w:t xml:space="preserve">    *   Leverage new React 19 hooks like `use()`, `useOptimistic()`, `useActionState()`, and `useFormStatus()` for simplified data fetching, optimistic UI updates, and cleaner form handling.</w:t>
-        <w:br/>
-        <w:t xml:space="preserve">    *   Utilize `useDeferredValue()` and `useTransition()` from React 18 for improved UI responsiveness and perceived performance.</w:t>
-        <w:br/>
-        <w:t xml:space="preserve">    *   Use `renderHook` from `@testing-library/react-hooks` for testing custom React hooks.</w:t>
-        <w:br/>
-        <w:t>*   **Form Handling &amp; Validation:**</w:t>
-        <w:br/>
-        <w:t xml:space="preserve">    *   Employ React Hook Form for efficient and flexible form management.</w:t>
-        <w:br/>
-        <w:t xml:space="preserve">    *   Integrate Zod for schema-based client-side and server-side validation, using `zodResolver` with React Hook Form.</w:t>
-        <w:br/>
-        <w:t>*   **Styling:**</w:t>
-        <w:br/>
-        <w:t xml:space="preserve">    *   Adopt Tailwind CSS for utility-first styling.</w:t>
-        <w:br/>
-        <w:t xml:space="preserve">    *   Consider `shadcn/ui` for pre-built, customizable components that leverage Tailwind CSS.</w:t>
-        <w:br/>
-        <w:t xml:space="preserve">    *   Avoid inline styling; use CSS preprocessors like SCSS with variables for reusable colors and theming.</w:t>
-        <w:br/>
-        <w:t>*   **Error Handling:**</w:t>
-        <w:br/>
-        <w:t xml:space="preserve">    *   Implement granular error handling using `error.tsx` files at each route segment for robust application resilience.</w:t>
-        <w:br/>
-        <w:t xml:space="preserve">    *   Implement robust error handling for asynchronous operations using `try...catch` blocks.</w:t>
-        <w:br/>
-        <w:t>*   **Security (Taint APIs):**</w:t>
-        <w:br/>
-        <w:t xml:space="preserve">    *   Utilize React's taint APIs (`taintObjectReference`, `taintUniqueValue`) and configure `experimental.taint: true` in `next.config.js` to prevent sensitive data from being unintentionally exposed to the client.</w:t>
-        <w:br/>
-        <w:br/>
-        <w:t>**5. Database &amp; ORM Standards (Drizzle ORM, Neon PostgreSQL)**</w:t>
-        <w:br/>
-        <w:br/>
-        <w:t>*   **Schema Definition:**</w:t>
-        <w:br/>
-        <w:t xml:space="preserve">    *   Define database schemas in TypeScript files using Drizzle's type-safe schema definition language as the single source of truth.</w:t>
-        <w:br/>
-        <w:t xml:space="preserve">    *   Use Drizzle's `pgTable` and related functions to define tables, columns, primary keys, constraints, indexes, and relations.</w:t>
-        <w:br/>
-        <w:t xml:space="preserve">    *   Leverage Drizzle's built-in Zod validators for schema validation.</w:t>
-        <w:br/>
-        <w:t>*   **Migrations:**</w:t>
-        <w:br/>
-        <w:t xml:space="preserve">    *   Maintain migrations within a shared library and execute them as part of the startup routine of a backend service.</w:t>
-        <w:br/>
-        <w:t xml:space="preserve">    *   Generate migrations using `drizzle-kit generate`.</w:t>
-        <w:br/>
-        <w:t xml:space="preserve">    *   Apply migrations using `drizzle-kit push` or programmatically via `migrate(db, { migrationsFolder: 'drizzle' })`.</w:t>
-        <w:br/>
-        <w:t xml:space="preserve">    *   Ensure database migrations are backward-compatible and consider rollback paths.</w:t>
-        <w:br/>
-        <w:t xml:space="preserve">    *   Configure `drizzle.config.ts` specifying `strict: true`, `verbose: true`, an `out` directory for migrations, the `dialect` (postgresql), the `schema` path, and `dbCredentials` including the `DATABASE_URL`.</w:t>
-        <w:br/>
-        <w:t xml:space="preserve">    *   Use `drizzle-kit studio` for visual database management.</w:t>
-        <w:br/>
-        <w:t>*   **Querying:**</w:t>
-        <w:br/>
-        <w:t xml:space="preserve">    *   Write type-safe database queries using Drizzle's SQL-like syntax (e.g., `db.select().from(users)`).</w:t>
-        <w:br/>
-        <w:t xml:space="preserve">    *   Encapsulate database logic in dedicated libraries or modules within the monorepo structure.</w:t>
-        <w:br/>
-        <w:t>*   **Connection Management:**</w:t>
-        <w:br/>
-        <w:t xml:space="preserve">    *   Use Neon-hosted PostgreSQL.</w:t>
-        <w:br/>
-        <w:t xml:space="preserve">    *   Retrieve and use the direct (non-pooled) database connection string from the Neon Console for running migrations. Use pooled connection strings for application runtime.</w:t>
-        <w:br/>
-        <w:t xml:space="preserve">    *   Use a `Pool` from `pg` for database connections in Node.js environments.</w:t>
-        <w:br/>
-        <w:t xml:space="preserve">    *   For Neon serverless environments, use the `@neondatabase/serverless` driver and `neon()` function.</w:t>
-        <w:br/>
-        <w:t xml:space="preserve">    *   Ensure database connection details are securely managed via environment variables.</w:t>
-        <w:br/>
-        <w:t>*   **Seeding:**</w:t>
-        <w:br/>
-        <w:t xml:space="preserve">    *   Implement seeding scripts to populate the database with initial data using `db.insert(tableName).values([...])`.</w:t>
-        <w:br/>
-        <w:br/>
-        <w:t>**6. Testing Standards**</w:t>
-        <w:br/>
-        <w:br/>
-        <w:t>*   **Testing Strategy:**</w:t>
-        <w:br/>
-        <w:t xml:space="preserve">    *   Embrace Test-Driven Development (TDD): Write tests *before* implementing code (Red-Green-Refactor cycle).</w:t>
-        <w:br/>
-        <w:t xml:space="preserve">    *   Focus on user behavior: Test components from the perspective of how a user would interact with them, not implementation details.</w:t>
-        <w:br/>
-        <w:t xml:space="preserve">    *   Prioritize accessible queries: Use `getByRole`, `getByLabelText`, `getByText` etc., over `getByTestId` where possible. Use `data-testid` as an escape hatch.</w:t>
-        <w:br/>
-        <w:t xml:space="preserve">    *   Write focused, minimal failing tests before implementing functionality.</w:t>
-        <w:br/>
-        <w:t xml:space="preserve">    *   Break down features into small, testable units.</w:t>
-        <w:br/>
-        <w:t xml:space="preserve">    *   Write unit tests for individual components and functions.</w:t>
-        <w:br/>
-        <w:t xml:space="preserve">    *   Write integration tests to verify interactions between components and services.</w:t>
-        <w:br/>
-        <w:t xml:space="preserve">    *   Ensure tests are independent and do not rely on execution order.</w:t>
-        <w:br/>
-        <w:t xml:space="preserve">    *   Keep tests readable with descriptive names.</w:t>
-        <w:br/>
-        <w:t xml:space="preserve">    *   Avoid testing implementation details; focus on observable behavior.</w:t>
-        <w:br/>
-        <w:t xml:space="preserve">    *   Use snapshot tests judiciously for static UI elements, avoiding them for highly dynamic components.</w:t>
-        <w:br/>
-        <w:t>*   **Frameworks &amp; Libraries:**</w:t>
-        <w:br/>
-        <w:t xml:space="preserve">    *   Utilize React Testing Library for frontend component testing.</w:t>
-        <w:br/>
-        <w:t xml:space="preserve">    *   Use Jest or Vitest as the primary testing framework.</w:t>
-        <w:br/>
-        <w:t xml:space="preserve">    *   Configure Jest with `jsdom` for testing in a browser-like environment.</w:t>
-        <w:br/>
-        <w:t xml:space="preserve">    *   Utilize `@testing-library/jest-dom` for custom Jest matchers.</w:t>
-        <w:br/>
-        <w:t xml:space="preserve">    *   Use `renderHook` from `@testing-library/react-hooks` for testing custom React hooks.</w:t>
-        <w:br/>
-        <w:t xml:space="preserve">    *   Mock API calls using tools like MSW (Mock Service Worker) for deterministic testing.</w:t>
-        <w:br/>
-        <w:t xml:space="preserve">    *   Configure `SWRConfig` in tests to provide isolated caches for each component.</w:t>
-        <w:br/>
-        <w:t>*   **Test Structure &amp; Placement:**</w:t>
-        <w:br/>
-        <w:t xml:space="preserve">    *   Place tests in the same directory as the code they test (e.g., `component.test.tsx`). Exception: for Next.js `pages`, use a `__tests__/pages` directory.</w:t>
-        <w:br/>
-        <w:t xml:space="preserve">    *   Use `__mocks__` directory for manual mocks of modules.</w:t>
-        <w:br/>
-        <w:t xml:space="preserve">    *   Use `beforeEach` to render components once for multiple tests within a `describe` block to reduce redundant renders.</w:t>
-        <w:br/>
-        <w:t>*   **Mocking:**</w:t>
-        <w:br/>
-        <w:t xml:space="preserve">    *   Mock providers and stores (e.g., Chakra UI, Datx) using custom render utilities.</w:t>
-        <w:br/>
-        <w:t xml:space="preserve">    *   Mock child components when testing a parent component if the child's internal logic is not relevant to the parent's test.</w:t>
-        <w:br/>
-        <w:t xml:space="preserve">    *   Mock custom hooks using `jest.spyOn` when testing components that consume them.</w:t>
-        <w:br/>
-        <w:t>*   **Next.js Specific:**</w:t>
-        <w:br/>
-        <w:t xml:space="preserve">    *   Test `getServerSideProps` and `getStaticProps` in Next.js to validate data fetching and rendering.</w:t>
-        <w:br/>
-        <w:t xml:space="preserve">    *   Use `next-page-tester` for testing Next.js pages with `getServerSideProps` or `getStaticProps`.</w:t>
-        <w:br/>
-        <w:t xml:space="preserve">    *   For React Server Components (RSC), focus on integration tests and mock server-side data fetching.</w:t>
-        <w:br/>
-        <w:t>*   **Coverage:**</w:t>
-        <w:br/>
-        <w:t xml:space="preserve">    *   Enforce code coverage thresholds in CI/CD pipelines to maintain test quality.</w:t>
-        <w:br/>
-        <w:br/>
-        <w:t>**7. Code Formatting &amp; Tooling**</w:t>
-        <w:br/>
-        <w:br/>
-        <w:t>*   **Monorepo Structure:**</w:t>
-        <w:br/>
-        <w:t xml:space="preserve">    *   Structure the monorepo with top-level directories: `apps/`, `libs/`, `packages/`.</w:t>
-        <w:br/>
-        <w:t xml:space="preserve">    *   Utilize npm workspaces or equivalent (pnpm, yarn workspaces) for managing local package linking.</w:t>
-        <w:br/>
-        <w:t xml:space="preserve">    *   Leverage Turborepo for efficient CI builds and task running.</w:t>
-        <w:br/>
-        <w:t>*   **Code Formatting:**</w:t>
-        <w:br/>
-        <w:t xml:space="preserve">    *   Use Prettier for consistent code formatting across the entire codebase.</w:t>
-        <w:br/>
-        <w:t xml:space="preserve">    *   Configure Prettier with consistent settings: `semi: true`, `trailingComma: "all"`, `singleQuote: true`, `printWidth: 120`.</w:t>
-        <w:br/>
-        <w:t xml:space="preserve">    *   Configure Prettier with `@trivago/prettier-plugin-sort-imports` to sort import declarations consistently.</w:t>
-        <w:br/>
-        <w:t xml:space="preserve">    *   Integrate Prettier into pre-commit hooks (using `lint-staged` and Husky) and CI pipelines.</w:t>
-        <w:br/>
-        <w:t xml:space="preserve">    *   Configure Prettier to format code automatically on save.</w:t>
-        <w:br/>
-        <w:t>*   **Linting:**</w:t>
-        <w:br/>
-        <w:t xml:space="preserve">    *   Use ESLint to enforce code quality rules.</w:t>
-        <w:br/>
-        <w:t xml:space="preserve">    *   Share common linting configurations by creating packages in the `packages/` directory (e.g., `@example/eslint-config`).</w:t>
-        <w:br/>
-        <w:t xml:space="preserve">    *   Configure ESLint to extend shared base configurations and allow for workspace-specific overrides.</w:t>
-        <w:br/>
-        <w:t xml:space="preserve">    *   Integrate ESLint with Prettier (using `eslint-config-prettier`) to prevent style conflicts.</w:t>
-        <w:br/>
-        <w:t xml:space="preserve">    *   Use `lint-staged` and Husky for pre-commit hooks to enforce formatting and linting.</w:t>
-        <w:br/>
-        <w:t>*   **Commit Messages:**</w:t>
-        <w:br/>
-        <w:t xml:space="preserve">    *   Adopt conventional commits for Git history.</w:t>
-        <w:br/>
-        <w:t xml:space="preserve">    *   Use scopes (e.g., `feat(api):`, `fix(client):`) to indicate the affected part of the monorepo.</w:t>
-        <w:br/>
-        <w:t xml:space="preserve">    *   Use standard commit types: `feat`, `fix`, `refactor`, `docs`, `test`, `chore`, `perf`, `build`, `ci`, `revert`.</w:t>
-        <w:br/>
-        <w:t xml:space="preserve">    *   Keep commit messages concise, ideally within 50-90 characters for the subject line.</w:t>
-        <w:br/>
-        <w:t xml:space="preserve">    *   Use `commitlint` to enforce conventional commit message structure.</w:t>
-        <w:br/>
-        <w:t xml:space="preserve">    *   Use `git rebase -i` to clean up commit history before merging or releasing.</w:t>
-        <w:br/>
-        <w:t>*   **Dependency Management:**</w:t>
-        <w:br/>
-        <w:t xml:space="preserve">    *   Utilize npm workspaces for dependency resolution.</w:t>
-        <w:br/>
-        <w:t>*   **Build Process:**</w:t>
-        <w:br/>
-        <w:t xml:space="preserve">    *   Ensure your TypeScript code is compiled to JavaScript for production. The `npm run build` command should generate output in a `dist/` folder, and the `start` script should execute `node dist/index.js`.</w:t>
-        <w:br/>
-        <w:t xml:space="preserve">    *   Utilize `turbo prune` to create optimized Docker images containing only necessary code and dependencies for each application.</w:t>
-        <w:br/>
-        <w:br/>
-        <w:t>**8. Documentation Standards**</w:t>
-        <w:br/>
-        <w:br/>
-        <w:t>*   **Inline Comments:**</w:t>
-        <w:br/>
-        <w:t xml:space="preserve">    *   Use inline comments (`//`) sparingly to explain *why* a piece of code is written a certain way, not *what* it does (the code itself should explain the 'what').</w:t>
-        <w:br/>
-        <w:t xml:space="preserve">    *   Document complex logic, non-obvious decisions, or workarounds.</w:t>
-        <w:br/>
-        <w:t>*   **JSDoc:**</w:t>
-        <w:br/>
-        <w:t xml:space="preserve">    *   Use JSDoc comments for functions, classes, and methods, especially for public APIs or complex internal logic. Include `@param`, `@returns`, and `@throws` tags where appropriate.</w:t>
-        <w:br/>
-        <w:t xml:space="preserve">    *   Use JSDoc comments to auto-generate API documentation (e.g., for Swagger).</w:t>
-        <w:br/>
-        <w:t>*   **README Files:**</w:t>
-        <w:br/>
-        <w:t xml:space="preserve">    *   Each application and significant library within the monorepo should have a `README.md` file.</w:t>
-        <w:br/>
-        <w:t xml:space="preserve">    *   READMEs should include:</w:t>
-        <w:br/>
-        <w:t xml:space="preserve">        *   A brief description of the project/package.</w:t>
-        <w:br/>
-        <w:t xml:space="preserve">        *   Installation and setup instructions.</w:t>
-        <w:br/>
-        <w:t xml:space="preserve">        *   Usage examples.</w:t>
-        <w:br/>
-        <w:t xml:space="preserve">        *   Configuration details.</w:t>
-        <w:br/>
-        <w:t xml:space="preserve">        *   Testing instructions.</w:t>
-        <w:br/>
-        <w:t xml:space="preserve">        *   Contribution guidelines (linking to this document).</w:t>
-        <w:br/>
-        <w:t xml:space="preserve">        *   Contact information or links to relevant resources.</w:t>
-        <w:br/>
-        <w:t>*   **Pull Request Descriptions:**</w:t>
-        <w:br/>
-        <w:t xml:space="preserve">    *   Write clear and informative PR descriptions that explain "What changed," "Why," and "How to review."</w:t>
-        <w:br/>
-        <w:t xml:space="preserve">    *   Include relevant context, such as links to tickets, screenshots for UI changes, and deployment notes.</w:t>
-        <w:br/>
-        <w:t xml:space="preserve">    *   Utilize PR templates to standardize descriptions, including sections for purpose, necessity, review guidance, testing, and deployment considerations.</w:t>
-        <w:br/>
-        <w:t>*   **Environment Variables:**</w:t>
-        <w:br/>
-        <w:t xml:space="preserve">    *   Document all new environment variables required for a change in the relevant `README.md` or in the PR description.</w:t>
-        <w:br/>
-        <w:br/>
-        <w:t>**9. PR, Branch Naming &amp; Commit Message Guidelines**</w:t>
-        <w:br/>
-        <w:br/>
-        <w:t>*   **Branch Naming:**</w:t>
-        <w:br/>
-        <w:t xml:space="preserve">    *   Use descriptive branch names with clear prefixes to indicate purpose and facilitate organization.</w:t>
-        <w:br/>
-        <w:t xml:space="preserve">    *   Recommended prefixes: `feature/`, `hotfix/`, `bugfix/`, `chore/`, `refactor/`.</w:t>
-        <w:br/>
-        <w:t xml:space="preserve">    *   Example: `feature/user-authentication`, `bugfix/login-error-handling`.</w:t>
-        <w:br/>
-        <w:t>*   **Commit Messages:**</w:t>
-        <w:br/>
-        <w:t xml:space="preserve">    *   Adhere to the Conventional Commits specification: `&lt;type&gt;[optional scope]: &lt;description&gt;`.</w:t>
-        <w:br/>
-        <w:t xml:space="preserve">    *   Use standard commit types: `feat`, `fix`, `refactor`, `docs`, `test`, `chore`, `perf`, `build`, `ci`, `revert`.</w:t>
-        <w:br/>
-        <w:t xml:space="preserve">    *   Use scopes (e.g., `feat(api):`, `fix(client):`) to indicate the affected part of the monorepo.</w:t>
-        <w:br/>
-        <w:t xml:space="preserve">    *   Keep the subject line concise (ideally 50-90 characters).</w:t>
-        <w:br/>
-        <w:t xml:space="preserve">    *   Use the commit body to provide more detailed explanations of the changes, including the "why" and "how."</w:t>
-        <w:br/>
-        <w:t xml:space="preserve">    *   For bug fixes, reference the issue number in the commit message or PR description (e.g., "Fixes #123").</w:t>
-        <w:br/>
-        <w:t xml:space="preserve">    *   Use `git rebase -i` to clean up commit history before merging or releasing.</w:t>
-        <w:br/>
-        <w:t>*   **Pull Request (PR) Titles:**</w:t>
-        <w:br/>
-        <w:t xml:space="preserve">    *   Follow the Conventional Commits format for PR titles, especially if using squash merges.</w:t>
-        <w:br/>
-        <w:t>*   **Pull Request (PR) Descriptions:**</w:t>
-        <w:br/>
-        <w:t xml:space="preserve">    *   Write clear and informative PR descriptions explaining "What changed," "Why," and "How to review."</w:t>
-        <w:br/>
-        <w:t xml:space="preserve">    *   Include relevant context: links to tickets, screenshots for UI changes, deployment notes.</w:t>
-        <w:br/>
-        <w:t xml:space="preserve">    *   Utilize PR templates for consistency.</w:t>
-        <w:br/>
-        <w:t>*   **PR Size:**</w:t>
-        <w:br/>
-        <w:t xml:space="preserve">    *   Break down large features or fixes into smaller, atomic Pull Requests. Aim for "1 PR = 1 feature/fix."</w:t>
-        <w:br/>
-        <w:t xml:space="preserve">    *   Enforce a maximum PR size limit (e.g., 400 lines) to encourage smaller, more manageable changes.</w:t>
-        <w:br/>
-        <w:t xml:space="preserve">    *   For complex features requiring many changes, utilize stacked PRs where each branch targets the previous one.</w:t>
-        <w:br/>
-        <w:br/>
-        <w:t>**10. Review Process &amp; Enforcement**</w:t>
-        <w:br/>
-        <w:br/>
-        <w:t>*   **Code Review Philosophy:**</w:t>
-        <w:br/>
-        <w:t xml:space="preserve">    *   Prioritize correctness, security, architecture, and maintainability over minor style preferences.</w:t>
-        <w:br/>
-        <w:t xml:space="preserve">    *   Use prefixes like `blocking:`, `nit:`, `question:`, `suggestion:` in code review comments to clarify intent.</w:t>
-        <w:br/>
-        <w:t xml:space="preserve">    *   Consider using AI-assisted code review tools as a first pass to catch mechanical issues before human review.</w:t>
-        <w:br/>
-        <w:t>*   **Process:**</w:t>
-        <w:br/>
-        <w:t xml:space="preserve">    *   Implement a peer review process for Pull Requests, ensuring code quality, consistency, and knowledge sharing.</w:t>
-        <w:br/>
-        <w:t xml:space="preserve">    *   Ensure PRs are small enough to be reviewed thoroughly.</w:t>
-        <w:br/>
-        <w:t xml:space="preserve">    *   Automate code formatting and style enforcement using tools like Prettier to reserve human review for logic and architecture.</w:t>
-        <w:br/>
-        <w:t xml:space="preserve">    *   Automate testing pre-merge via CI/CD pipelines.</w:t>
-        <w:br/>
-        <w:t xml:space="preserve">    *   Ensure all code pushed to `main`/`master` has passed comprehensive automated testing.</w:t>
-        <w:br/>
-        <w:t xml:space="preserve">    *   Configure branch protection rules for critical branches (e.g., `main`) to require reviews and passing status checks.</w:t>
-        <w:br/>
-        <w:t>*   **Service Level Agreements (SLAs):**</w:t>
-        <w:br/>
-        <w:t xml:space="preserve">    *   Establish team agreements or SLAs for review turnaround times to prevent "ghost PRs" and long-lived, unmerged branches.</w:t>
-        <w:br/>
-        <w:t xml:space="preserve">    *   Example SLAs: Time to first review (e.g., within 1 business day), Time to merge (e.g., within 2 business days after approval).</w:t>
-        <w:br/>
-        <w:t>*   **Metrics:**</w:t>
-        <w:br/>
-        <w:t xml:space="preserve">    *   Track PR health metrics such as time to first review, time to merge, PR size, and review comments per PR.</w:t>
-        <w:br/>
-        <w:t>*   **Deployment:**</w:t>
-        <w:br/>
-        <w:t xml:space="preserve">    *   Use a `main` or `master` branch as the single source of truth for production-ready code.</w:t>
-        <w:br/>
-        <w:t xml:space="preserve">    *   Implement a deploy-on-merge pattern for automated deployments to production after successful CI checks and code reviews.</w:t>
-        <w:br/>
-        <w:t xml:space="preserve">    *   Configure staging environments for an additional verification step before production deployment.</w:t>
-        <w:br/>
-        <w:t>*   **Enforcement:**</w:t>
-        <w:br/>
-        <w:t xml:space="preserve">    *   CI/CD pipelines will automatically enforce linting, formatting, and type checking.</w:t>
-        <w:br/>
-        <w:t xml:space="preserve">    *   Branch protection rules will require successful CI checks and at least one approved review before merging to critical branches.</w:t>
-        <w:br/>
-        <w:t xml:space="preserve">    *   Regular team discussions will reinforce adherence to these standards and address any ambiguities or necessary updates.</w:t>
+        <w:rPr>
+          <w:sz w:val="20"/>
+        </w:rPr>
+        <w:t>This document outlines the coding standards for our software teams, designed to enhance delivery speed, ensure consistency, and reduce friction during code reviews. Currently, pull request reviews often rely on individual opinions due to a lack of documented guidelines, leading to delays and inconsistencies. By establishing clear, objective standards, we aim to streamline development, improve code quality, and foster a more collaborative environment. These standards are tailored to our tech stack, including TypeScript, Node.js, React, Next.js, Neon-hosted PostgreSQL, Drizzle ORM, Prettier, and a monorepo structure. Adherence to these guidelines is crucial for achieving our collective goals of efficient and high-quality software delivery.</w:t>
+      </w:r>
+    </w:p>
+    <w:p>
+      <w:pPr>
+        <w:pStyle w:val="Heading2"/>
+      </w:pPr>
+      <w:r>
+        <w:rPr>
+          <w:sz w:val="20"/>
+        </w:rPr>
+        <w:t>General Coding Principles</w:t>
+      </w:r>
+    </w:p>
+    <w:p>
+      <w:r>
+        <w:rPr>
+          <w:sz w:val="20"/>
+        </w:rPr>
+        <w:t>Our core principles emphasize maintainability, readability, security, and performance across all projects. Code must be robust and resilient.</w:t>
+      </w:r>
+    </w:p>
+    <w:p>
+      <w:pPr>
+        <w:pStyle w:val="ListBullet"/>
+      </w:pPr>
+      <w:r>
+        <w:rPr>
+          <w:sz w:val="20"/>
+        </w:rPr>
+        <w:t>Implement robust error handling for asynchronous operations using `try...catch` blocks to prevent application crashes.</w:t>
+      </w:r>
+    </w:p>
+    <w:p>
+      <w:pPr>
+        <w:pStyle w:val="ListBullet"/>
+      </w:pPr>
+      <w:r>
+        <w:rPr>
+          <w:sz w:val="20"/>
+        </w:rPr>
+        <w:t>Never hardcode secrets or configuration values; use `.env` files and the `dotenv` package, accessing variables via `process.env.VARIABLE_NAME`.</w:t>
+      </w:r>
+    </w:p>
+    <w:p>
+      <w:pPr>
+        <w:pStyle w:val="ListBullet"/>
+      </w:pPr>
+      <w:r>
+        <w:rPr>
+          <w:sz w:val="20"/>
+        </w:rPr>
+        <w:t>Utilize TypeScript throughout the codebase for enhanced type safety and early error detection, ensuring a strong type-first approach.</w:t>
+      </w:r>
+    </w:p>
+    <w:p>
+      <w:pPr>
+        <w:pStyle w:val="ListBullet"/>
+      </w:pPr>
+      <w:r>
+        <w:rPr>
+          <w:sz w:val="20"/>
+        </w:rPr>
+        <w:t>Prioritize security by preventing sensitive data exposure, especially when transitioning between server and client contexts.</w:t>
+      </w:r>
+    </w:p>
+    <w:p>
+      <w:pPr>
+        <w:pStyle w:val="ListBullet"/>
+      </w:pPr>
+      <w:r>
+        <w:rPr>
+          <w:sz w:val="20"/>
+        </w:rPr>
+        <w:t>Design for performance, leveraging patterns like composition and streaming where appropriate to optimize user experience.</w:t>
+      </w:r>
+    </w:p>
+    <w:p>
+      <w:pPr>
+        <w:pStyle w:val="ListBullet"/>
+      </w:pPr>
+      <w:r>
+        <w:rPr>
+          <w:sz w:val="20"/>
+        </w:rPr>
+        <w:t>Ensure all code is easily understandable and maintainable by future developers.</w:t>
+      </w:r>
+    </w:p>
+    <w:p>
+      <w:pPr>
+        <w:pStyle w:val="Heading2"/>
+      </w:pPr>
+      <w:r>
+        <w:rPr>
+          <w:sz w:val="20"/>
+        </w:rPr>
+        <w:t>TypeScript / Node.js Standards</w:t>
+      </w:r>
+    </w:p>
+    <w:p>
+      <w:r>
+        <w:rPr>
+          <w:sz w:val="20"/>
+        </w:rPr>
+        <w:t>TypeScript is fundamental for type safety and maintainability in our backend services.</w:t>
+      </w:r>
+    </w:p>
+    <w:p>
+      <w:pPr>
+        <w:pStyle w:val="ListBullet"/>
+      </w:pPr>
+      <w:r>
+        <w:rPr>
+          <w:sz w:val="20"/>
+        </w:rPr>
+        <w:t>Export types from backend packages (e.g., Hono app types) and import them into the frontend for type-safe client requests.</w:t>
+      </w:r>
+    </w:p>
+    <w:p>
+      <w:pPr>
+        <w:pStyle w:val="ListBullet"/>
+      </w:pPr>
+      <w:r>
+        <w:rPr>
+          <w:sz w:val="20"/>
+        </w:rPr>
+        <w:t>Configure `tsconfig.json` for internal monorepo packages with `"verbatimModuleSyntax": true`, `"allowImportingTsExtensions": true`, `"rewriteRelativeImportExtensions": true`, and `NodeNext` module resolution.</w:t>
+      </w:r>
+    </w:p>
+    <w:p>
+      <w:pPr>
+        <w:pStyle w:val="ListBullet"/>
+      </w:pPr>
+      <w:r>
+        <w:rPr>
+          <w:sz w:val="20"/>
+        </w:rPr>
+        <w:t>Use `"noEmit": true` for internal packages that do not require compiled output.</w:t>
+      </w:r>
+    </w:p>
+    <w:p>
+      <w:pPr>
+        <w:pStyle w:val="ListBullet"/>
+      </w:pPr>
+      <w:r>
+        <w:rPr>
+          <w:sz w:val="20"/>
+        </w:rPr>
+        <w:t>For TypeScript Project References, set `composite: true` in `tsconfig.json`.</w:t>
+      </w:r>
+    </w:p>
+    <w:p>
+      <w:pPr>
+        <w:pStyle w:val="ListBullet"/>
+      </w:pPr>
+      <w:r>
+        <w:rPr>
+          <w:sz w:val="20"/>
+        </w:rPr>
+        <w:t>Build API endpoints using Hono.js, leveraging its `env()` adapter for secure environment variable access within route handlers.</w:t>
+      </w:r>
+    </w:p>
+    <w:p>
+      <w:pPr>
+        <w:pStyle w:val="ListBullet"/>
+      </w:pPr>
+      <w:r>
+        <w:rPr>
+          <w:sz w:val="20"/>
+        </w:rPr>
+        <w:t>Implement API versioning using `/api/v1`, `/api/v2` in routes to manage breaking changes effectively.</w:t>
+      </w:r>
+    </w:p>
+    <w:p>
+      <w:pPr>
+        <w:pStyle w:val="ListBullet"/>
+      </w:pPr>
+      <w:r>
+        <w:rPr>
+          <w:sz w:val="20"/>
+        </w:rPr>
+        <w:t>Generate live, interactive API documentation using Swagger, adding JSDoc comments to routes for auto-generation.</w:t>
+      </w:r>
+    </w:p>
+    <w:p>
+      <w:pPr>
+        <w:pStyle w:val="Heading2"/>
+      </w:pPr>
+      <w:r>
+        <w:rPr>
+          <w:sz w:val="20"/>
+        </w:rPr>
+        <w:t>React / Next.js Standards</w:t>
+      </w:r>
+    </w:p>
+    <w:p>
+      <w:r>
+        <w:rPr>
+          <w:sz w:val="20"/>
+        </w:rPr>
+        <w:t>Next.js App Router features are central to our frontend and API development.</w:t>
+      </w:r>
+    </w:p>
+    <w:p>
+      <w:pPr>
+        <w:pStyle w:val="ListBullet"/>
+      </w:pPr>
+      <w:r>
+        <w:rPr>
+          <w:sz w:val="20"/>
+        </w:rPr>
+        <w:t>Default to Server Components for backend logic, direct database access, and to prevent sensitive data exposure.</w:t>
+      </w:r>
+    </w:p>
+    <w:p>
+      <w:pPr>
+        <w:pStyle w:val="ListBullet"/>
+      </w:pPr>
+      <w:r>
+        <w:rPr>
+          <w:sz w:val="20"/>
+        </w:rPr>
+        <w:t>Use Client Components (`"use client";`) only when browser APIs, event handlers, or React state/effects are required.</w:t>
+      </w:r>
+    </w:p>
+    <w:p>
+      <w:pPr>
+        <w:pStyle w:val="ListBullet"/>
+      </w:pPr>
+      <w:r>
+        <w:rPr>
+          <w:sz w:val="20"/>
+        </w:rPr>
+        <w:t>Render Server Components within Client Components to minimize client-side JavaScript.</w:t>
+      </w:r>
+    </w:p>
+    <w:p>
+      <w:pPr>
+        <w:pStyle w:val="ListBullet"/>
+      </w:pPr>
+      <w:r>
+        <w:rPr>
+          <w:sz w:val="20"/>
+        </w:rPr>
+        <w:t>Leverage `Suspense` boundaries and `loading.js` for progressive rendering and improved perceived performance.</w:t>
+      </w:r>
+    </w:p>
+    <w:p>
+      <w:pPr>
+        <w:pStyle w:val="ListBullet"/>
+      </w:pPr>
+      <w:r>
+        <w:rPr>
+          <w:sz w:val="20"/>
+        </w:rPr>
+        <w:t>Utilize Server Actions (`'use server'`) for mutations and form submissions, callable directly from Client Components.</w:t>
+      </w:r>
+    </w:p>
+    <w:p>
+      <w:pPr>
+        <w:pStyle w:val="ListBullet"/>
+      </w:pPr>
+      <w:r>
+        <w:rPr>
+          <w:sz w:val="20"/>
+        </w:rPr>
+        <w:t>Employ the typed, composable Metadata API for managing `&lt;head&gt;` elements.</w:t>
+      </w:r>
+    </w:p>
+    <w:p>
+      <w:pPr>
+        <w:pStyle w:val="ListBullet"/>
+      </w:pPr>
+      <w:r>
+        <w:rPr>
+          <w:sz w:val="20"/>
+        </w:rPr>
+        <w:t>Implement caching strategies at four layers: Request Memoization, Data Cache, Full Route Cache, and Router Cache.</w:t>
+      </w:r>
+    </w:p>
+    <w:p>
+      <w:pPr>
+        <w:pStyle w:val="ListBullet"/>
+      </w:pPr>
+      <w:r>
+        <w:rPr>
+          <w:sz w:val="20"/>
+        </w:rPr>
+        <w:t>Use `error.tsx` files at each route segment for granular error handling.</w:t>
+      </w:r>
+    </w:p>
+    <w:p>
+      <w:pPr>
+        <w:pStyle w:val="ListBullet"/>
+      </w:pPr>
+      <w:r>
+        <w:rPr>
+          <w:sz w:val="20"/>
+        </w:rPr>
+        <w:t>Utilize React's taint APIs (`taintObjectReference`, `taintUniqueValue`) with `experimental.taint: true` to prevent sensitive data exposure.</w:t>
+      </w:r>
+    </w:p>
+    <w:p>
+      <w:pPr>
+        <w:pStyle w:val="ListBullet"/>
+      </w:pPr>
+      <w:r>
+        <w:rPr>
+          <w:sz w:val="20"/>
+        </w:rPr>
+        <w:t>Adopt React 19 hooks (`use()`, `useOptimistic()`, `useActionState()`, `useFormStatus()`) and React 18 hooks (`useDeferredValue()`, `useTransition()`) for improved UI responsiveness and data handling.</w:t>
+      </w:r>
+    </w:p>
+    <w:p>
+      <w:pPr>
+        <w:pStyle w:val="ListBullet"/>
+      </w:pPr>
+      <w:r>
+        <w:rPr>
+          <w:sz w:val="20"/>
+        </w:rPr>
+        <w:t>Differentiate between static and dynamic data fetching, using Next.js's `fetch` API with `revalidate` or `cache: 'no-store'`.</w:t>
+      </w:r>
+    </w:p>
+    <w:p>
+      <w:pPr>
+        <w:pStyle w:val="ListBullet"/>
+      </w:pPr>
+      <w:r>
+        <w:rPr>
+          <w:sz w:val="20"/>
+        </w:rPr>
+        <w:t>Use Tailwind CSS for utility-first styling and consider `shadcn/ui` for customizable components. Avoid inline styling.</w:t>
+      </w:r>
+    </w:p>
+    <w:p>
+      <w:pPr>
+        <w:pStyle w:val="ListBullet"/>
+      </w:pPr>
+      <w:r>
+        <w:rPr>
+          <w:sz w:val="20"/>
+        </w:rPr>
+        <w:t>Implement form handling with React Hook Form and Zod for schema-based validation.</w:t>
+      </w:r>
+    </w:p>
+    <w:p>
+      <w:pPr>
+        <w:pStyle w:val="ListBullet"/>
+      </w:pPr>
+      <w:r>
+        <w:rPr>
+          <w:sz w:val="20"/>
+        </w:rPr>
+        <w:t>Utilize Auth.js for authentication, configuring `jwt` for stateless session management.</w:t>
+      </w:r>
+    </w:p>
+    <w:p>
+      <w:pPr>
+        <w:pStyle w:val="Heading2"/>
+      </w:pPr>
+      <w:r>
+        <w:rPr>
+          <w:sz w:val="20"/>
+        </w:rPr>
+        <w:t>Database &amp; ORM Standards</w:t>
+      </w:r>
+    </w:p>
+    <w:p>
+      <w:r>
+        <w:rPr>
+          <w:sz w:val="20"/>
+        </w:rPr>
+        <w:t>Drizzle ORM with Neon-hosted PostgreSQL ensures type-safe and efficient database interactions.</w:t>
+      </w:r>
+    </w:p>
+    <w:p>
+      <w:pPr>
+        <w:pStyle w:val="ListBullet"/>
+      </w:pPr>
+      <w:r>
+        <w:rPr>
+          <w:sz w:val="20"/>
+        </w:rPr>
+        <w:t>Define database schemas in TypeScript files as the single source of truth, leveraging Drizzle's type-safe schema definition language (`pgTable`, `serial`, `text`, `integer`, `timestamp`, `references`).</w:t>
+      </w:r>
+    </w:p>
+    <w:p>
+      <w:pPr>
+        <w:pStyle w:val="ListBullet"/>
+      </w:pPr>
+      <w:r>
+        <w:rPr>
+          <w:sz w:val="20"/>
+        </w:rPr>
+        <w:t>Configure `drizzle.config.ts` with `strict: true`, `verbose: true`, an `out` directory for migrations, the `dialect` (postgresql), `schema` path, and `dbCredentials` including `DATABASE_URL`.</w:t>
+      </w:r>
+    </w:p>
+    <w:p>
+      <w:pPr>
+        <w:pStyle w:val="ListBullet"/>
+      </w:pPr>
+      <w:r>
+        <w:rPr>
+          <w:sz w:val="20"/>
+        </w:rPr>
+        <w:t>Use a `Pool` from `pg` for database connections in Node.js environments; for Neon serverless, use `@neondatabase/serverless` and the `neon()` function.</w:t>
+      </w:r>
+    </w:p>
+    <w:p>
+      <w:pPr>
+        <w:pStyle w:val="ListBullet"/>
+      </w:pPr>
+      <w:r>
+        <w:rPr>
+          <w:sz w:val="20"/>
+        </w:rPr>
+        <w:t>Generate migrations using `drizzle-kit generate` and apply them programmatically via `migrate(db, { migrationsFolder: 'drizzle' })` or `drizzle-kit push`.</w:t>
+      </w:r>
+    </w:p>
+    <w:p>
+      <w:pPr>
+        <w:pStyle w:val="ListBullet"/>
+      </w:pPr>
+      <w:r>
+        <w:rPr>
+          <w:sz w:val="20"/>
+        </w:rPr>
+        <w:t>Maintain migrations within a shared library in the monorepo and execute them as part of a backend service's startup routine.</w:t>
+      </w:r>
+    </w:p>
+    <w:p>
+      <w:pPr>
+        <w:pStyle w:val="ListBullet"/>
+      </w:pPr>
+      <w:r>
+        <w:rPr>
+          <w:sz w:val="20"/>
+        </w:rPr>
+        <w:t>Write type-safe database queries using Drizzle's SQL-like syntax (e.g., `db.select().from(users)`).</w:t>
+      </w:r>
+    </w:p>
+    <w:p>
+      <w:pPr>
+        <w:pStyle w:val="ListBullet"/>
+      </w:pPr>
+      <w:r>
+        <w:rPr>
+          <w:sz w:val="20"/>
+        </w:rPr>
+        <w:t>Implement seeding scripts using `db.insert(tableName).values([...])` to populate initial data.</w:t>
+      </w:r>
+    </w:p>
+    <w:p>
+      <w:pPr>
+        <w:pStyle w:val="ListBullet"/>
+      </w:pPr>
+      <w:r>
+        <w:rPr>
+          <w:sz w:val="20"/>
+        </w:rPr>
+        <w:t>Use the direct (non-pooled) database connection string from Neon for running migrations, and pooled connection strings for application runtime.</w:t>
+      </w:r>
+    </w:p>
+    <w:p>
+      <w:pPr>
+        <w:pStyle w:val="ListBullet"/>
+      </w:pPr>
+      <w:r>
+        <w:rPr>
+          <w:sz w:val="20"/>
+        </w:rPr>
+        <w:t>Leverage Drizzle's built-in Zod validators for schema validation.</w:t>
+      </w:r>
+    </w:p>
+    <w:p>
+      <w:pPr>
+        <w:pStyle w:val="ListBullet"/>
+      </w:pPr>
+      <w:r>
+        <w:rPr>
+          <w:sz w:val="20"/>
+        </w:rPr>
+        <w:t>Manage local PostgreSQL instances using Docker Compose for development.</w:t>
+      </w:r>
+    </w:p>
+    <w:p>
+      <w:pPr>
+        <w:pStyle w:val="Heading2"/>
+      </w:pPr>
+      <w:r>
+        <w:rPr>
+          <w:sz w:val="20"/>
+        </w:rPr>
+        <w:t>Testing Standards</w:t>
+      </w:r>
+    </w:p>
+    <w:p>
+      <w:r>
+        <w:rPr>
+          <w:sz w:val="20"/>
+        </w:rPr>
+        <w:t>A robust testing strategy is critical for code quality and reliability.</w:t>
+      </w:r>
+    </w:p>
+    <w:p>
+      <w:pPr>
+        <w:pStyle w:val="ListBullet"/>
+      </w:pPr>
+      <w:r>
+        <w:rPr>
+          <w:sz w:val="20"/>
+        </w:rPr>
+        <w:t>Adopt Test-Driven Development (TDD): write focused, minimal failing tests before implementing functionality, following the Red-Green-Refactor cycle.</w:t>
+      </w:r>
+    </w:p>
+    <w:p>
+      <w:pPr>
+        <w:pStyle w:val="ListBullet"/>
+      </w:pPr>
+      <w:r>
+        <w:rPr>
+          <w:sz w:val="20"/>
+        </w:rPr>
+        <w:t>Utilize React Testing Library to test component behavior from a user's perspective, interacting with DOM nodes.</w:t>
+      </w:r>
+    </w:p>
+    <w:p>
+      <w:pPr>
+        <w:pStyle w:val="ListBullet"/>
+      </w:pPr>
+      <w:r>
+        <w:rPr>
+          <w:sz w:val="20"/>
+        </w:rPr>
+        <w:t>Prioritize accessible queries like `getByRole`, `getByLabelText`, `getByText` over `getByTestId`.</w:t>
+      </w:r>
+    </w:p>
+    <w:p>
+      <w:pPr>
+        <w:pStyle w:val="ListBullet"/>
+      </w:pPr>
+      <w:r>
+        <w:rPr>
+          <w:sz w:val="20"/>
+        </w:rPr>
+        <w:t>Use Jest or Vitest as the primary testing framework, configured with `jsdom` for a browser-like environment and `@testing-library/jest-dom` for custom matchers.</w:t>
+      </w:r>
+    </w:p>
+    <w:p>
+      <w:pPr>
+        <w:pStyle w:val="ListBullet"/>
+      </w:pPr>
+      <w:r>
+        <w:rPr>
+          <w:sz w:val="20"/>
+        </w:rPr>
+        <w:t>Break down features into small, testable units, writing unit tests for individual components/functions and integration tests for interactions.</w:t>
+      </w:r>
+    </w:p>
+    <w:p>
+      <w:pPr>
+        <w:pStyle w:val="ListBullet"/>
+      </w:pPr>
+      <w:r>
+        <w:rPr>
+          <w:sz w:val="20"/>
+        </w:rPr>
+        <w:t>Use `renderHook` from `@testing-library/react-hooks` for testing custom React hooks.</w:t>
+      </w:r>
+    </w:p>
+    <w:p>
+      <w:pPr>
+        <w:pStyle w:val="ListBullet"/>
+      </w:pPr>
+      <w:r>
+        <w:rPr>
+          <w:sz w:val="20"/>
+        </w:rPr>
+        <w:t>Mock API calls using Mock Service Worker (MSW) for deterministic and isolated testing.</w:t>
+      </w:r>
+    </w:p>
+    <w:p>
+      <w:pPr>
+        <w:pStyle w:val="ListBullet"/>
+      </w:pPr>
+      <w:r>
+        <w:rPr>
+          <w:sz w:val="20"/>
+        </w:rPr>
+        <w:t>For React Server Components, focus on integration tests and mock server-side data fetching.</w:t>
+      </w:r>
+    </w:p>
+    <w:p>
+      <w:pPr>
+        <w:pStyle w:val="ListBullet"/>
+      </w:pPr>
+      <w:r>
+        <w:rPr>
+          <w:sz w:val="20"/>
+        </w:rPr>
+        <w:t>Use snapshot tests judiciously for static UI elements, avoiding them for highly dynamic components.</w:t>
+      </w:r>
+    </w:p>
+    <w:p>
+      <w:pPr>
+        <w:pStyle w:val="ListBullet"/>
+      </w:pPr>
+      <w:r>
+        <w:rPr>
+          <w:sz w:val="20"/>
+        </w:rPr>
+        <w:t>Simulate user interactions using `fireEvent` and `user-event` from React Testing Library.</w:t>
+      </w:r>
+    </w:p>
+    <w:p>
+      <w:pPr>
+        <w:pStyle w:val="ListBullet"/>
+      </w:pPr>
+      <w:r>
+        <w:rPr>
+          <w:sz w:val="20"/>
+        </w:rPr>
+        <w:t>Ensure tests are independent and do not rely on execution order.</w:t>
+      </w:r>
+    </w:p>
+    <w:p>
+      <w:pPr>
+        <w:pStyle w:val="ListBullet"/>
+      </w:pPr>
+      <w:r>
+        <w:rPr>
+          <w:sz w:val="20"/>
+        </w:rPr>
+        <w:t>Integrate TDD into CI/CD pipelines to automate test execution, parallelize tests, and enforce code coverage thresholds.</w:t>
+      </w:r>
+    </w:p>
+    <w:p>
+      <w:pPr>
+        <w:pStyle w:val="ListBullet"/>
+      </w:pPr>
+      <w:r>
+        <w:rPr>
+          <w:sz w:val="20"/>
+        </w:rPr>
+        <w:t>Test `getServerSideProps` and `getStaticProps` in Next.js to validate data fetching.</w:t>
+      </w:r>
+    </w:p>
+    <w:p>
+      <w:pPr>
+        <w:pStyle w:val="ListBullet"/>
+      </w:pPr>
+      <w:r>
+        <w:rPr>
+          <w:sz w:val="20"/>
+        </w:rPr>
+        <w:t>Place tests in the same directory as the code they test, with an exception for Next.js `pages` (`__tests__/pages`).</w:t>
+      </w:r>
+    </w:p>
+    <w:p>
+      <w:pPr>
+        <w:pStyle w:val="Heading2"/>
+      </w:pPr>
+      <w:r>
+        <w:rPr>
+          <w:sz w:val="20"/>
+        </w:rPr>
+        <w:t>Code Formatting &amp; Tooling</w:t>
+      </w:r>
+    </w:p>
+    <w:p>
+      <w:r>
+        <w:rPr>
+          <w:sz w:val="20"/>
+        </w:rPr>
+        <w:t>Consistent code formatting and robust tooling are essential for maintainability and efficient reviews.</w:t>
+      </w:r>
+    </w:p>
+    <w:p>
+      <w:pPr>
+        <w:pStyle w:val="ListBullet"/>
+      </w:pPr>
+      <w:r>
+        <w:rPr>
+          <w:sz w:val="20"/>
+        </w:rPr>
+        <w:t>Utilize Prettier for consistent code formatting across the entire project. Configure with `semi: true`, `trailingComma: "all"`, `singleQuote: true`, and `printWidth: 120`.</w:t>
+      </w:r>
+    </w:p>
+    <w:p>
+      <w:pPr>
+        <w:pStyle w:val="ListBullet"/>
+      </w:pPr>
+      <w:r>
+        <w:rPr>
+          <w:sz w:val="20"/>
+        </w:rPr>
+        <w:t>Integrate ESLint with Prettier (using `eslint-config-prettier`) to enforce code style rules and catch errors. Extend shared base configurations and allow for workspace-specific overrides.</w:t>
+      </w:r>
+    </w:p>
+    <w:p>
+      <w:pPr>
+        <w:pStyle w:val="ListBullet"/>
+      </w:pPr>
+      <w:r>
+        <w:rPr>
+          <w:sz w:val="20"/>
+        </w:rPr>
+        <w:t>Use `lint-staged` and Husky for pre-commit hooks to automatically enforce formatting and linting before commits.</w:t>
+      </w:r>
+    </w:p>
+    <w:p>
+      <w:pPr>
+        <w:pStyle w:val="ListBullet"/>
+      </w:pPr>
+      <w:r>
+        <w:rPr>
+          <w:sz w:val="20"/>
+        </w:rPr>
+        <w:t>Structure the monorepo with top-level directories: `apps/` for runnable applications, `libs/` for shared runtime code, and `packages/` for tooling and shared configurations.</w:t>
+      </w:r>
+    </w:p>
+    <w:p>
+      <w:pPr>
+        <w:pStyle w:val="ListBullet"/>
+      </w:pPr>
+      <w:r>
+        <w:rPr>
+          <w:sz w:val="20"/>
+        </w:rPr>
+        <w:t>Leverage npm workspaces for dependency resolution between internal packages and root-level script execution.</w:t>
+      </w:r>
+    </w:p>
+    <w:p>
+      <w:pPr>
+        <w:pStyle w:val="ListBullet"/>
+      </w:pPr>
+      <w:r>
+        <w:rPr>
+          <w:sz w:val="20"/>
+        </w:rPr>
+        <w:t>Create shared configurations in the `packages/` directory (e.g., `@example/eslint-config`, `@example/prettier-config`, `@example/tsconfig`).</w:t>
+      </w:r>
+    </w:p>
+    <w:p>
+      <w:pPr>
+        <w:pStyle w:val="ListBullet"/>
+      </w:pPr>
+      <w:r>
+        <w:rPr>
+          <w:sz w:val="20"/>
+        </w:rPr>
+        <w:t>Adopt Turborepo for efficient CI, using the `--affected` flag to run tasks only on changed packages and `turbo prune` for optimized Docker images.</w:t>
+      </w:r>
+    </w:p>
+    <w:p>
+      <w:pPr>
+        <w:pStyle w:val="ListBullet"/>
+      </w:pPr>
+      <w:r>
+        <w:rPr>
+          <w:sz w:val="20"/>
+        </w:rPr>
+        <w:t>Configure Prettier with `@trivago/prettier-plugin-sort-imports` for consistent import sorting.</w:t>
+      </w:r>
+    </w:p>
+    <w:p>
+      <w:pPr>
+        <w:pStyle w:val="ListBullet"/>
+      </w:pPr>
+      <w:r>
+        <w:rPr>
+          <w:sz w:val="20"/>
+        </w:rPr>
+        <w:t>Use Zod for type-safe environment variable validation, leveraging `@t3-oss/env-nextjs` and `eslint-plugin-n` to disallow direct `process.env` usage.</w:t>
+      </w:r>
+    </w:p>
+    <w:p>
+      <w:pPr>
+        <w:pStyle w:val="Heading2"/>
+      </w:pPr>
+      <w:r>
+        <w:rPr>
+          <w:sz w:val="20"/>
+        </w:rPr>
+        <w:t>Documentation Standards</w:t>
+      </w:r>
+    </w:p>
+    <w:p>
+      <w:r>
+        <w:rPr>
+          <w:sz w:val="20"/>
+        </w:rPr>
+        <w:t>Clear and concise documentation facilitates understanding, onboarding, and maintenance.</w:t>
+      </w:r>
+    </w:p>
+    <w:p>
+      <w:pPr>
+        <w:pStyle w:val="ListBullet"/>
+      </w:pPr>
+      <w:r>
+        <w:rPr>
+          <w:sz w:val="20"/>
+        </w:rPr>
+        <w:t>Add JSDoc comments to API routes and functions to enable auto-generation of API documentation via Swagger.</w:t>
+      </w:r>
+    </w:p>
+    <w:p>
+      <w:pPr>
+        <w:pStyle w:val="ListBullet"/>
+      </w:pPr>
+      <w:r>
+        <w:rPr>
+          <w:sz w:val="20"/>
+        </w:rPr>
+        <w:t>Write clear and informative Pull Request descriptions that explain "What changed," "Why," and "How to review." Include relevant context such as links to tickets, screenshots for UI changes, and deployment notes.</w:t>
+      </w:r>
+    </w:p>
+    <w:p>
+      <w:pPr>
+        <w:pStyle w:val="ListBullet"/>
+      </w:pPr>
+      <w:r>
+        <w:rPr>
+          <w:sz w:val="20"/>
+        </w:rPr>
+        <w:t>Document new environment variables or feature flags required for changes, ensuring they are clearly communicated.</w:t>
+      </w:r>
+    </w:p>
+    <w:p>
+      <w:pPr>
+        <w:pStyle w:val="ListBullet"/>
+      </w:pPr>
+      <w:r>
+        <w:rPr>
+          <w:sz w:val="20"/>
+        </w:rPr>
+        <w:t>Maintain up-to-date README files for each application and shared library within the monorepo, detailing setup, usage, and contribution guidelines.</w:t>
+      </w:r>
+    </w:p>
+    <w:p>
+      <w:pPr>
+        <w:pStyle w:val="ListBullet"/>
+      </w:pPr>
+      <w:r>
+        <w:rPr>
+          <w:sz w:val="20"/>
+        </w:rPr>
+        <w:t>Use inline comments judiciously for complex or non-obvious logic, explaining the intent rather than merely restating the code.</w:t>
+      </w:r>
+    </w:p>
+    <w:p>
+      <w:pPr>
+        <w:pStyle w:val="ListBullet"/>
+      </w:pPr>
+      <w:r>
+        <w:rPr>
+          <w:sz w:val="20"/>
+        </w:rPr>
+        <w:t>Ensure all public APIs and interfaces are well-documented with TypeScript types and JSDoc comments.</w:t>
+      </w:r>
+    </w:p>
+    <w:p>
+      <w:pPr>
+        <w:pStyle w:val="Heading2"/>
+      </w:pPr>
+      <w:r>
+        <w:rPr>
+          <w:sz w:val="20"/>
+        </w:rPr>
+        <w:t>PR, Branch Naming &amp; Commit Message Guidelines</w:t>
+      </w:r>
+    </w:p>
+    <w:p>
+      <w:r>
+        <w:rPr>
+          <w:sz w:val="20"/>
+        </w:rPr>
+        <w:t>Consistent naming and messaging improve Git history readability and automation.</w:t>
+      </w:r>
+    </w:p>
+    <w:p>
+      <w:pPr>
+        <w:pStyle w:val="ListBullet"/>
+      </w:pPr>
+      <w:r>
+        <w:rPr>
+          <w:sz w:val="20"/>
+        </w:rPr>
+        <w:t>Adhere to the Conventional Commits specification for commit messages and PR titles: `&lt;type&gt;[optional scope]: &lt;description&gt;`.</w:t>
+      </w:r>
+    </w:p>
+    <w:p>
+      <w:pPr>
+        <w:pStyle w:val="ListBullet"/>
+      </w:pPr>
+      <w:r>
+        <w:rPr>
+          <w:sz w:val="20"/>
+        </w:rPr>
+        <w:t>Use standard commit types: `feat` (new feature), `fix` (bug fix), `refactor` (code change that neither fixes a bug nor adds a feature), `docs` (documentation only changes), `test` (adding missing tests or correcting existing tests), `chore` (routine tasks), `perf` (performance improvements), `build` (build system changes), `ci` (CI configuration changes), `revert` (reverts a previous commit).</w:t>
+      </w:r>
+    </w:p>
+    <w:p>
+      <w:pPr>
+        <w:pStyle w:val="ListBullet"/>
+      </w:pPr>
+      <w:r>
+        <w:rPr>
+          <w:sz w:val="20"/>
+        </w:rPr>
+        <w:t>Use scopes (e.g., `feat(api):`, `fix(client):`) to indicate the affected part of the monorepo.</w:t>
+      </w:r>
+    </w:p>
+    <w:p>
+      <w:pPr>
+        <w:pStyle w:val="ListBullet"/>
+      </w:pPr>
+      <w:r>
+        <w:rPr>
+          <w:sz w:val="20"/>
+        </w:rPr>
+        <w:t>Keep commit messages concise, ideally within 50-90 characters for the subject line.</w:t>
+      </w:r>
+    </w:p>
+    <w:p>
+      <w:pPr>
+        <w:pStyle w:val="ListBullet"/>
+      </w:pPr>
+      <w:r>
+        <w:rPr>
+          <w:sz w:val="20"/>
+        </w:rPr>
+        <w:t>For bug fixes, reference the issue number in the commit message or PR description (e.g., "Fixes #123").</w:t>
+      </w:r>
+    </w:p>
+    <w:p>
+      <w:pPr>
+        <w:pStyle w:val="ListBullet"/>
+      </w:pPr>
+      <w:r>
+        <w:rPr>
+          <w:sz w:val="20"/>
+        </w:rPr>
+        <w:t>Break down large features or fixes into smaller, atomic Pull Requests (PRs), aiming for "1 PR = 1 feature/fix".</w:t>
+      </w:r>
+    </w:p>
+    <w:p>
+      <w:pPr>
+        <w:pStyle w:val="ListBullet"/>
+      </w:pPr>
+      <w:r>
+        <w:rPr>
+          <w:sz w:val="20"/>
+        </w:rPr>
+        <w:t>For complex features, utilize stacked PRs where each branch targets the previous one.</w:t>
+      </w:r>
+    </w:p>
+    <w:p>
+      <w:pPr>
+        <w:pStyle w:val="ListBullet"/>
+      </w:pPr>
+      <w:r>
+        <w:rPr>
+          <w:sz w:val="20"/>
+        </w:rPr>
+        <w:t>Use descriptive branch names with clear prefixes (e.g., `feature/add-user-auth`, `hotfix/fix-login-bug`, `integration/db-migration`).</w:t>
+      </w:r>
+    </w:p>
+    <w:p>
+      <w:pPr>
+        <w:pStyle w:val="ListBullet"/>
+      </w:pPr>
+      <w:r>
+        <w:rPr>
+          <w:sz w:val="20"/>
+        </w:rPr>
+        <w:t>Use `git rebase -i` to clean up commit history before merging or releasing, ensuring a clean, linear history.</w:t>
+      </w:r>
+    </w:p>
+    <w:p>
+      <w:pPr>
+        <w:pStyle w:val="ListBullet"/>
+      </w:pPr>
+      <w:r>
+        <w:rPr>
+          <w:sz w:val="20"/>
+        </w:rPr>
+        <w:t>Utilize PR templates to standardize descriptions.</w:t>
+      </w:r>
+    </w:p>
+    <w:p>
+      <w:pPr>
+        <w:pStyle w:val="Heading2"/>
+      </w:pPr>
+      <w:r>
+        <w:rPr>
+          <w:sz w:val="20"/>
+        </w:rPr>
+        <w:t>Review Process &amp; Enforcement</w:t>
+      </w:r>
+    </w:p>
+    <w:p>
+      <w:r>
+        <w:rPr>
+          <w:sz w:val="20"/>
+        </w:rPr>
+        <w:t>A structured review process ensures code quality and efficient delivery.</w:t>
+      </w:r>
+    </w:p>
+    <w:p>
+      <w:pPr>
+        <w:pStyle w:val="ListBullet"/>
+      </w:pPr>
+      <w:r>
+        <w:rPr>
+          <w:sz w:val="20"/>
+        </w:rPr>
+        <w:t>Implement automated checks (CI, linting, type checking) that run on every PR before merging.</w:t>
+      </w:r>
+    </w:p>
+    <w:p>
+      <w:pPr>
+        <w:pStyle w:val="ListBullet"/>
+      </w:pPr>
+      <w:r>
+        <w:rPr>
+          <w:sz w:val="20"/>
+        </w:rPr>
+        <w:t>Configure branch protection rules for critical branches (e.g., `main`) to require reviews and passing status checks.</w:t>
+      </w:r>
+    </w:p>
+    <w:p>
+      <w:pPr>
+        <w:pStyle w:val="ListBullet"/>
+      </w:pPr>
+      <w:r>
+        <w:rPr>
+          <w:sz w:val="20"/>
+        </w:rPr>
+        <w:t>Enforce a maximum PR size limit (e.g., 400 lines of change) to encourage smaller, more manageable reviews.</w:t>
+      </w:r>
+    </w:p>
+    <w:p>
+      <w:pPr>
+        <w:pStyle w:val="ListBullet"/>
+      </w:pPr>
+      <w:r>
+        <w:rPr>
+          <w:sz w:val="20"/>
+        </w:rPr>
+        <w:t>Establish team agreements or Service Level Agreements (SLAs) for PR turnaround times (e.g., time to first review, time to merge) to prevent delays.</w:t>
+      </w:r>
+    </w:p>
+    <w:p>
+      <w:pPr>
+        <w:pStyle w:val="ListBullet"/>
+      </w:pPr>
+      <w:r>
+        <w:rPr>
+          <w:sz w:val="20"/>
+        </w:rPr>
+        <w:t>Separate refactoring efforts from feature development into distinct PRs to improve review clarity and reduce deployment risk.</w:t>
+      </w:r>
+    </w:p>
+    <w:p>
+      <w:pPr>
+        <w:pStyle w:val="ListBullet"/>
+      </w:pPr>
+      <w:r>
+        <w:rPr>
+          <w:sz w:val="20"/>
+        </w:rPr>
+        <w:t>Track PR health metrics such as time to first review, time to merge, PR size, and review comments per PR.</w:t>
+      </w:r>
+    </w:p>
+    <w:p>
+      <w:pPr>
+        <w:pStyle w:val="ListBullet"/>
+      </w:pPr>
+      <w:r>
+        <w:rPr>
+          <w:sz w:val="20"/>
+        </w:rPr>
+        <w:t>When reviewing code, prioritize correctness, security, architecture, and maintainability over subjective style preferences.</w:t>
+      </w:r>
+    </w:p>
+    <w:p>
+      <w:pPr>
+        <w:pStyle w:val="ListBullet"/>
+      </w:pPr>
+      <w:r>
+        <w:rPr>
+          <w:sz w:val="20"/>
+        </w:rPr>
+        <w:t>Use prefixes like `blocking:`, `nit:`, `question:`, `suggestion:` in code review comments to clarify intent.</w:t>
+      </w:r>
+    </w:p>
+    <w:p>
+      <w:pPr>
+        <w:pStyle w:val="ListBullet"/>
+      </w:pPr>
+      <w:r>
+        <w:rPr>
+          <w:sz w:val="20"/>
+        </w:rPr>
+        <w:t>Consider using AI-assisted code review tools as a first pass to catch mechanical issues before human review.</w:t>
+      </w:r>
+    </w:p>
+    <w:p>
+      <w:pPr>
+        <w:pStyle w:val="ListBullet"/>
+      </w:pPr>
+      <w:r>
+        <w:rPr>
+          <w:sz w:val="20"/>
+        </w:rPr>
+        <w:t>Implement a deploy-on-merge pattern for automated deployments to production after successful CI checks and code reviews.</w:t>
+      </w:r>
+    </w:p>
+    <w:p>
+      <w:pPr>
+        <w:pStyle w:val="ListBullet"/>
+      </w:pPr>
+      <w:r>
+        <w:rPr>
+          <w:sz w:val="20"/>
+        </w:rPr>
+        <w:t>Utilize staging environments for an additional verification step before production deployment.</w:t>
+      </w:r>
+    </w:p>
+    <w:p>
+      <w:pPr>
+        <w:pStyle w:val="ListBullet"/>
+      </w:pPr>
+      <w:r>
+        <w:rPr>
+          <w:sz w:val="20"/>
+        </w:rPr>
+        <w:t>Ensure database migrations are backward-compatible and consider rollback paths.</w:t>
       </w:r>
     </w:p>
     <w:sectPr>

--- a/output/Coding_Standards.docx
+++ b/output/Coding_Standards.docx
@@ -10,7 +10,7 @@
         <w:rPr>
           <w:sz w:val="22"/>
         </w:rPr>
-        <w:t>Coding Standards for Accelerated Software Delivery</w:t>
+        <w:t>Engineering Coding Standards</w:t>
       </w:r>
     </w:p>
     <w:p>
@@ -18,7 +18,7 @@
         <w:rPr>
           <w:sz w:val="20"/>
         </w:rPr>
-        <w:t>This document outlines the coding standards for our software teams, designed to enhance delivery speed, ensure consistency, and reduce friction during code reviews. Currently, pull request reviews often rely on individual opinions due to a lack of documented guidelines, leading to delays and inconsistencies. By establishing clear, objective standards, we aim to streamline development, improve code quality, and foster a more collaborative environment. These standards are tailored to our tech stack, including TypeScript, Node.js, React, Next.js, Neon-hosted PostgreSQL, Drizzle ORM, Prettier, and a monorepo structure. Adherence to these guidelines is crucial for achieving our collective goals of efficient and high-quality software delivery.</w:t>
+        <w:t>Authoritative coding standards for our product agency, reducing PR friction and enhancing code quality. Standards roll out in stages after VP of Engineering review, serving as a living document maintained by the team. Version: 1.0.0Date: 2023-10-27</w:t>
       </w:r>
     </w:p>
     <w:p>
@@ -27,9 +27,9 @@
       </w:pPr>
       <w:r>
         <w:rPr>
-          <w:sz w:val="20"/>
+          <w:sz w:val="22"/>
         </w:rPr>
-        <w:t>General Coding Principles</w:t>
+        <w:t>Purpose and Scope</w:t>
       </w:r>
     </w:p>
     <w:p>
@@ -37,7 +37,18 @@
         <w:rPr>
           <w:sz w:val="20"/>
         </w:rPr>
-        <w:t>Our core principles emphasize maintainability, readability, security, and performance across all projects. Code must be robust and resilient.</w:t>
+        <w:t>Framework for code development, streamlining processes and minimizing code review friction. Ensures high code quality, maintainability, and scalability. This document is the single source of truth. Applies to all new code, features, bug fixes, and refactoring across frontend (Next.js, React), backend (TypeScript, Node.js, Hono.js), database (Drizzle ORM, PostgreSQL), and infrastructure-as-code. Mandatory for all developers, QA, and technical leads.</w:t>
+      </w:r>
+    </w:p>
+    <w:p>
+      <w:pPr>
+        <w:pStyle w:val="Heading2"/>
+      </w:pPr>
+      <w:r>
+        <w:rPr>
+          <w:sz w:val="22"/>
+        </w:rPr>
+        <w:t>Guiding Principles</w:t>
       </w:r>
     </w:p>
     <w:p>
@@ -46,9 +57,9 @@
       </w:pPr>
       <w:r>
         <w:rPr>
-          <w:sz w:val="20"/>
+          <w:sz w:val="22"/>
         </w:rPr>
-        <w:t>Implement robust error handling for asynchronous operations using `try...catch` blocks to prevent application crashes.</w:t>
+        <w:t>Clarity.</w:t>
       </w:r>
     </w:p>
     <w:p>
@@ -57,9 +68,9 @@
       </w:pPr>
       <w:r>
         <w:rPr>
-          <w:sz w:val="20"/>
+          <w:sz w:val="22"/>
         </w:rPr>
-        <w:t>Never hardcode secrets or configuration values; use `.env` files and the `dotenv` package, accessing variables via `process.env.VARIABLE_NAME`.</w:t>
+        <w:t>Consistency.</w:t>
       </w:r>
     </w:p>
     <w:p>
@@ -68,9 +79,9 @@
       </w:pPr>
       <w:r>
         <w:rPr>
-          <w:sz w:val="20"/>
+          <w:sz w:val="22"/>
         </w:rPr>
-        <w:t>Utilize TypeScript throughout the codebase for enhanced type safety and early error detection, ensuring a strong type-first approach.</w:t>
+        <w:t>Automation-First.</w:t>
       </w:r>
     </w:p>
     <w:p>
@@ -79,9 +90,9 @@
       </w:pPr>
       <w:r>
         <w:rPr>
-          <w:sz w:val="20"/>
+          <w:sz w:val="22"/>
         </w:rPr>
-        <w:t>Prioritize security by preventing sensitive data exposure, especially when transitioning between server and client contexts.</w:t>
+        <w:t>Maintainability.</w:t>
       </w:r>
     </w:p>
     <w:p>
@@ -90,9 +101,9 @@
       </w:pPr>
       <w:r>
         <w:rPr>
-          <w:sz w:val="20"/>
+          <w:sz w:val="22"/>
         </w:rPr>
-        <w:t>Design for performance, leveraging patterns like composition and streaming where appropriate to optimize user experience.</w:t>
+        <w:t>Performance.</w:t>
       </w:r>
     </w:p>
     <w:p>
@@ -101,9 +112,20 @@
       </w:pPr>
       <w:r>
         <w:rPr>
-          <w:sz w:val="20"/>
+          <w:sz w:val="22"/>
         </w:rPr>
-        <w:t>Ensure all code is easily understandable and maintainable by future developers.</w:t>
+        <w:t>Security.</w:t>
+      </w:r>
+    </w:p>
+    <w:p>
+      <w:pPr>
+        <w:pStyle w:val="ListBullet"/>
+      </w:pPr>
+      <w:r>
+        <w:rPr>
+          <w:sz w:val="22"/>
+        </w:rPr>
+        <w:t>Accessibility.</w:t>
       </w:r>
     </w:p>
     <w:p>
@@ -112,9 +134,9 @@
       </w:pPr>
       <w:r>
         <w:rPr>
-          <w:sz w:val="20"/>
+          <w:sz w:val="22"/>
         </w:rPr>
-        <w:t>TypeScript / Node.js Standards</w:t>
+        <w:t>Baseline Style Guides</w:t>
       </w:r>
     </w:p>
     <w:p>
@@ -122,7 +144,18 @@
         <w:rPr>
           <w:sz w:val="20"/>
         </w:rPr>
-        <w:t>TypeScript is fundamental for type safety and maintainability in our backend services.</w:t>
+        <w:t>Informed by community best practices: Google TypeScript Style Guide, TypeScript Handbook, AWS TypeScript Best Practices. Internal standards take precedence.</w:t>
+      </w:r>
+    </w:p>
+    <w:p>
+      <w:pPr>
+        <w:pStyle w:val="Heading2"/>
+      </w:pPr>
+      <w:r>
+        <w:rPr>
+          <w:sz w:val="22"/>
+        </w:rPr>
+        <w:t>Code Formatting &amp; Linting</w:t>
       </w:r>
     </w:p>
     <w:p>
@@ -131,9 +164,9 @@
       </w:pPr>
       <w:r>
         <w:rPr>
-          <w:sz w:val="20"/>
+          <w:sz w:val="22"/>
         </w:rPr>
-        <w:t>Export types from backend packages (e.g., Hono app types) and import them into the frontend for type-safe client requests.</w:t>
+        <w:t>Prettier: Mandated formatter (semi: true, trailingComma: "all", singleQuote: true, printWidth: 120).</w:t>
       </w:r>
     </w:p>
     <w:p>
@@ -142,9 +175,9 @@
       </w:pPr>
       <w:r>
         <w:rPr>
-          <w:sz w:val="20"/>
+          <w:sz w:val="22"/>
         </w:rPr>
-        <w:t>Configure `tsconfig.json` for internal monorepo packages with `"verbatimModuleSyntax": true`, `"allowImportingTsExtensions": true`, `"rewriteRelativeImportExtensions": true`, and `NodeNext` module resolution.</w:t>
+        <w:t>ESLint: For TypeScript/React, must run. Uses eslint-plugin-import, eslint-plugin-react.</w:t>
       </w:r>
     </w:p>
     <w:p>
@@ -153,9 +186,9 @@
       </w:pPr>
       <w:r>
         <w:rPr>
-          <w:sz w:val="20"/>
+          <w:sz w:val="22"/>
         </w:rPr>
-        <w:t>Use `"noEmit": true` for internal packages that do not require compiled output.</w:t>
+        <w:t>Pre-commit Hooks: Recommended (Husky, lint-staged) for local format, lint, tests.</w:t>
       </w:r>
     </w:p>
     <w:p>
@@ -164,9 +197,9 @@
       </w:pPr>
       <w:r>
         <w:rPr>
-          <w:sz w:val="20"/>
+          <w:sz w:val="22"/>
         </w:rPr>
-        <w:t>For TypeScript Project References, set `composite: true` in `tsconfig.json`.</w:t>
+        <w:t>CI Integration: CI builds fail on formatting/linting errors.</w:t>
       </w:r>
     </w:p>
     <w:p>
@@ -175,9 +208,20 @@
       </w:pPr>
       <w:r>
         <w:rPr>
-          <w:sz w:val="20"/>
+          <w:sz w:val="22"/>
         </w:rPr>
-        <w:t>Build API endpoints using Hono.js, leveraging its `env()` adapter for secure environment variable access within route handlers.</w:t>
+        <w:t>Editor Configuration: Enable 'format on save'.</w:t>
+      </w:r>
+    </w:p>
+    <w:p>
+      <w:pPr>
+        <w:pStyle w:val="Heading2"/>
+      </w:pPr>
+      <w:r>
+        <w:rPr>
+          <w:sz w:val="22"/>
+        </w:rPr>
+        <w:t>TypeScript Standards</w:t>
       </w:r>
     </w:p>
     <w:p>
@@ -186,9 +230,9 @@
       </w:pPr>
       <w:r>
         <w:rPr>
-          <w:sz w:val="20"/>
+          <w:sz w:val="22"/>
         </w:rPr>
-        <w:t>Implement API versioning using `/api/v1`, `/api/v2` in routes to manage breaking changes effectively.</w:t>
+        <w:t>Strict Mode: Enable strict: true in tsconfig.json.</w:t>
       </w:r>
     </w:p>
     <w:p>
@@ -197,9 +241,31 @@
       </w:pPr>
       <w:r>
         <w:rPr>
-          <w:sz w:val="20"/>
+          <w:sz w:val="22"/>
         </w:rPr>
-        <w:t>Generate live, interactive API documentation using Swagger, adding JSDoc comments to routes for auto-generation.</w:t>
+        <w:t>Type-safe APIs: Export types from backend for frontend; utilize tRPC.</w:t>
+      </w:r>
+    </w:p>
+    <w:p>
+      <w:pPr>
+        <w:pStyle w:val="ListBullet"/>
+      </w:pPr>
+      <w:r>
+        <w:rPr>
+          <w:sz w:val="22"/>
+        </w:rPr>
+        <w:t>Monorepo Type Sharing: Shared configs/types in packages/.</w:t>
+      </w:r>
+    </w:p>
+    <w:p>
+      <w:pPr>
+        <w:pStyle w:val="ListBullet"/>
+      </w:pPr>
+      <w:r>
+        <w:rPr>
+          <w:sz w:val="22"/>
+        </w:rPr>
+        <w:t>Compiler Options: Configure tsconfig.json with "verbatimModuleSyntax": true, "allowImportingTsExtensions": true, "rewriteRelativeImportExtensions": true. Use NodeNext module resolution.</w:t>
       </w:r>
     </w:p>
     <w:p>
@@ -208,17 +274,9 @@
       </w:pPr>
       <w:r>
         <w:rPr>
-          <w:sz w:val="20"/>
+          <w:sz w:val="22"/>
         </w:rPr>
-        <w:t>React / Next.js Standards</w:t>
-      </w:r>
-    </w:p>
-    <w:p>
-      <w:r>
-        <w:rPr>
-          <w:sz w:val="20"/>
-        </w:rPr>
-        <w:t>Next.js App Router features are central to our frontend and API development.</w:t>
+        <w:t>Monorepo Structure &amp; Imports</w:t>
       </w:r>
     </w:p>
     <w:p>
@@ -227,9 +285,9 @@
       </w:pPr>
       <w:r>
         <w:rPr>
-          <w:sz w:val="20"/>
+          <w:sz w:val="22"/>
         </w:rPr>
-        <w:t>Default to Server Components for backend logic, direct database access, and to prevent sensitive data exposure.</w:t>
+        <w:t>Directory Structure: apps/, libs/, packages/.</w:t>
       </w:r>
     </w:p>
     <w:p>
@@ -238,9 +296,9 @@
       </w:pPr>
       <w:r>
         <w:rPr>
-          <w:sz w:val="20"/>
+          <w:sz w:val="22"/>
         </w:rPr>
-        <w:t>Use Client Components (`"use client";`) only when browser APIs, event handlers, or React state/effects are required.</w:t>
+        <w:t>Package Boundaries: Avoid deep relative imports; use shared packages.</w:t>
       </w:r>
     </w:p>
     <w:p>
@@ -249,9 +307,20 @@
       </w:pPr>
       <w:r>
         <w:rPr>
-          <w:sz w:val="20"/>
+          <w:sz w:val="22"/>
         </w:rPr>
-        <w:t>Render Server Components within Client Components to minimize client-side JavaScript.</w:t>
+        <w:t>Import Rules: npm workspaces. Internal package.json points directly to source files. Prettier with @trivago/prettier-plugin-sort-imports for import ordering.</w:t>
+      </w:r>
+    </w:p>
+    <w:p>
+      <w:pPr>
+        <w:pStyle w:val="Heading2"/>
+      </w:pPr>
+      <w:r>
+        <w:rPr>
+          <w:sz w:val="22"/>
+        </w:rPr>
+        <w:t>Database Standards (Drizzle ORM &amp; PostgreSQL)</w:t>
       </w:r>
     </w:p>
     <w:p>
@@ -260,9 +329,9 @@
       </w:pPr>
       <w:r>
         <w:rPr>
-          <w:sz w:val="20"/>
+          <w:sz w:val="22"/>
         </w:rPr>
-        <w:t>Leverage `Suspense` boundaries and `loading.js` for progressive rendering and improved perceived performance.</w:t>
+        <w:t>Drizzle Configuration: drizzle.config.ts with strict: true, verbose: true, out directory, dialect, schema path, dbCredentials (DATABASE_URL).</w:t>
       </w:r>
     </w:p>
     <w:p>
@@ -271,9 +340,9 @@
       </w:pPr>
       <w:r>
         <w:rPr>
-          <w:sz w:val="20"/>
+          <w:sz w:val="22"/>
         </w:rPr>
-        <w:t>Utilize Server Actions (`'use server'`) for mutations and form submissions, callable directly from Client Components.</w:t>
+        <w:t>Schema Definition: Type-safe schemas in TypeScript files are source of truth.</w:t>
       </w:r>
     </w:p>
     <w:p>
@@ -282,9 +351,9 @@
       </w:pPr>
       <w:r>
         <w:rPr>
-          <w:sz w:val="20"/>
+          <w:sz w:val="22"/>
         </w:rPr>
-        <w:t>Employ the typed, composable Metadata API for managing `&lt;head&gt;` elements.</w:t>
+        <w:t>Migrations: Generate with drizzle-kit generate, apply programmatically. Must be backward-compatible.</w:t>
       </w:r>
     </w:p>
     <w:p>
@@ -293,9 +362,9 @@
       </w:pPr>
       <w:r>
         <w:rPr>
-          <w:sz w:val="20"/>
+          <w:sz w:val="22"/>
         </w:rPr>
-        <w:t>Implement caching strategies at four layers: Request Memoization, Data Cache, Full Route Cache, and Router Cache.</w:t>
+        <w:t>Querying: Write type-safe queries.</w:t>
       </w:r>
     </w:p>
     <w:p>
@@ -304,9 +373,9 @@
       </w:pPr>
       <w:r>
         <w:rPr>
-          <w:sz w:val="20"/>
+          <w:sz w:val="22"/>
         </w:rPr>
-        <w:t>Use `error.tsx` files at each route segment for granular error handling.</w:t>
+        <w:t>Raw SQL Policy: Permissible for highly optimized operations, requiring thorough review.</w:t>
       </w:r>
     </w:p>
     <w:p>
@@ -315,9 +384,9 @@
       </w:pPr>
       <w:r>
         <w:rPr>
-          <w:sz w:val="20"/>
+          <w:sz w:val="22"/>
         </w:rPr>
-        <w:t>Utilize React's taint APIs (`taintObjectReference`, `taintUniqueValue`) with `experimental.taint: true` to prevent sensitive data exposure.</w:t>
+        <w:t>Seeding: Implement scripts.</w:t>
       </w:r>
     </w:p>
     <w:p>
@@ -326,9 +395,20 @@
       </w:pPr>
       <w:r>
         <w:rPr>
-          <w:sz w:val="20"/>
+          <w:sz w:val="22"/>
         </w:rPr>
-        <w:t>Adopt React 19 hooks (`use()`, `useOptimistic()`, `useActionState()`, `useFormStatus()`) and React 18 hooks (`useDeferredValue()`, `useTransition()`) for improved UI responsiveness and data handling.</w:t>
+        <w:t>Neon Connection: Use @neondatabase/serverless for serverless, pg Pool for Node.js.</w:t>
+      </w:r>
+    </w:p>
+    <w:p>
+      <w:pPr>
+        <w:pStyle w:val="Heading2"/>
+      </w:pPr>
+      <w:r>
+        <w:rPr>
+          <w:sz w:val="22"/>
+        </w:rPr>
+        <w:t>Frontend Code Standards (Next.js &amp; React)</w:t>
       </w:r>
     </w:p>
     <w:p>
@@ -337,9 +417,9 @@
       </w:pPr>
       <w:r>
         <w:rPr>
-          <w:sz w:val="20"/>
+          <w:sz w:val="22"/>
         </w:rPr>
-        <w:t>Differentiate between static and dynamic data fetching, using Next.js's `fetch` API with `revalidate` or `cache: 'no-store'`.</w:t>
+        <w:t>Component Structure &amp; Naming: Components, hooks, tests in same directory. PascalCase for components, camelCase for hooks.</w:t>
       </w:r>
     </w:p>
     <w:p>
@@ -348,9 +428,9 @@
       </w:pPr>
       <w:r>
         <w:rPr>
-          <w:sz w:val="20"/>
+          <w:sz w:val="22"/>
         </w:rPr>
-        <w:t>Use Tailwind CSS for utility-first styling and consider `shadcn/ui` for customizable components. Avoid inline styling.</w:t>
+        <w:t>Data Fetching: Differentiate static/dynamic. Use Next.js fetch for server-side caching.</w:t>
       </w:r>
     </w:p>
     <w:p>
@@ -359,9 +439,9 @@
       </w:pPr>
       <w:r>
         <w:rPr>
-          <w:sz w:val="20"/>
+          <w:sz w:val="22"/>
         </w:rPr>
-        <w:t>Implement form handling with React Hook Form and Zod for schema-based validation.</w:t>
+        <w:t>Accessibility: Write accessible components (semantic HTML, ARIA).</w:t>
       </w:r>
     </w:p>
     <w:p>
@@ -370,9 +450,42 @@
       </w:pPr>
       <w:r>
         <w:rPr>
-          <w:sz w:val="20"/>
+          <w:sz w:val="22"/>
         </w:rPr>
-        <w:t>Utilize Auth.js for authentication, configuring `jwt` for stateless session management.</w:t>
+        <w:t>React Server Components (RSC): Default for backend logic, database access, sensitive data.</w:t>
+      </w:r>
+    </w:p>
+    <w:p>
+      <w:pPr>
+        <w:pStyle w:val="ListBullet"/>
+      </w:pPr>
+      <w:r>
+        <w:rPr>
+          <w:sz w:val="22"/>
+        </w:rPr>
+        <w:t>Client Components: Use 'use client'; for browser APIs, event handlers, state/effects.</w:t>
+      </w:r>
+    </w:p>
+    <w:p>
+      <w:pPr>
+        <w:pStyle w:val="ListBullet"/>
+      </w:pPr>
+      <w:r>
+        <w:rPr>
+          <w:sz w:val="22"/>
+        </w:rPr>
+        <w:t>Server Actions: Use for mutations/form submissions.</w:t>
+      </w:r>
+    </w:p>
+    <w:p>
+      <w:pPr>
+        <w:pStyle w:val="ListBullet"/>
+      </w:pPr>
+      <w:r>
+        <w:rPr>
+          <w:sz w:val="22"/>
+        </w:rPr>
+        <w:t>Styling: Tailwind CSS; consider shadcn/ui. Avoid inline styling.</w:t>
       </w:r>
     </w:p>
     <w:p>
@@ -381,17 +494,9 @@
       </w:pPr>
       <w:r>
         <w:rPr>
-          <w:sz w:val="20"/>
+          <w:sz w:val="22"/>
         </w:rPr>
-        <w:t>Database &amp; ORM Standards</w:t>
-      </w:r>
-    </w:p>
-    <w:p>
-      <w:r>
-        <w:rPr>
-          <w:sz w:val="20"/>
-        </w:rPr>
-        <w:t>Drizzle ORM with Neon-hosted PostgreSQL ensures type-safe and efficient database interactions.</w:t>
+        <w:t>API Standards</w:t>
       </w:r>
     </w:p>
     <w:p>
@@ -400,9 +505,9 @@
       </w:pPr>
       <w:r>
         <w:rPr>
-          <w:sz w:val="20"/>
+          <w:sz w:val="22"/>
         </w:rPr>
-        <w:t>Define database schemas in TypeScript files as the single source of truth, leveraging Drizzle's type-safe schema definition language (`pgTable`, `serial`, `text`, `integer`, `timestamp`, `references`).</w:t>
+        <w:t>Versioning: Implement /api/v1, /api/v2 for breaking changes.</w:t>
       </w:r>
     </w:p>
     <w:p>
@@ -411,9 +516,9 @@
       </w:pPr>
       <w:r>
         <w:rPr>
-          <w:sz w:val="20"/>
+          <w:sz w:val="22"/>
         </w:rPr>
-        <w:t>Configure `drizzle.config.ts` with `strict: true`, `verbose: true`, an `out` directory for migrations, the `dialect` (postgresql), `schema` path, and `dbCredentials` including `DATABASE_URL`.</w:t>
+        <w:t>Documentation: Generate live, interactive API documentation using Swagger. JSDoc comments on routes auto-generate documentation.</w:t>
       </w:r>
     </w:p>
     <w:p>
@@ -422,9 +527,20 @@
       </w:pPr>
       <w:r>
         <w:rPr>
-          <w:sz w:val="20"/>
+          <w:sz w:val="22"/>
         </w:rPr>
-        <w:t>Use a `Pool` from `pg` for database connections in Node.js environments; for Neon serverless, use `@neondatabase/serverless` and the `neon()` function.</w:t>
+        <w:t>Error Handling: Implement robust try...catch for async operations and granular error.tsx files. Ensure consistent error response formats.</w:t>
+      </w:r>
+    </w:p>
+    <w:p>
+      <w:pPr>
+        <w:pStyle w:val="Heading2"/>
+      </w:pPr>
+      <w:r>
+        <w:rPr>
+          <w:sz w:val="22"/>
+        </w:rPr>
+        <w:t>Testing Standards</w:t>
       </w:r>
     </w:p>
     <w:p>
@@ -433,9 +549,9 @@
       </w:pPr>
       <w:r>
         <w:rPr>
-          <w:sz w:val="20"/>
+          <w:sz w:val="22"/>
         </w:rPr>
-        <w:t>Generate migrations using `drizzle-kit generate` and apply them programmatically via `migrate(db, { migrationsFolder: 'drizzle' })` or `drizzle-kit push`.</w:t>
+        <w:t>TDD &amp; Principles: Embrace TDD for all new features/bug fixes.</w:t>
       </w:r>
     </w:p>
     <w:p>
@@ -444,9 +560,9 @@
       </w:pPr>
       <w:r>
         <w:rPr>
-          <w:sz w:val="20"/>
+          <w:sz w:val="22"/>
         </w:rPr>
-        <w:t>Maintain migrations within a shared library in the monorepo and execute them as part of a backend service's startup routine.</w:t>
+        <w:t>Tools: React Testing Library for frontend, Jest/Vitest for backend.</w:t>
       </w:r>
     </w:p>
     <w:p>
@@ -455,9 +571,9 @@
       </w:pPr>
       <w:r>
         <w:rPr>
-          <w:sz w:val="20"/>
+          <w:sz w:val="22"/>
         </w:rPr>
-        <w:t>Write type-safe database queries using Drizzle's SQL-like syntax (e.g., `db.select().from(users)`).</w:t>
+        <w:t>Naming Conventions: Tests in same directory as code, .test.ts/.test.tsx suffixes.</w:t>
       </w:r>
     </w:p>
     <w:p>
@@ -466,9 +582,9 @@
       </w:pPr>
       <w:r>
         <w:rPr>
-          <w:sz w:val="20"/>
+          <w:sz w:val="22"/>
         </w:rPr>
-        <w:t>Implement seeding scripts using `db.insert(tableName).values([...])` to populate initial data.</w:t>
+        <w:t>New Features/Bug Fixes: Must include comprehensive tests.</w:t>
       </w:r>
     </w:p>
     <w:p>
@@ -477,9 +593,9 @@
       </w:pPr>
       <w:r>
         <w:rPr>
-          <w:sz w:val="20"/>
+          <w:sz w:val="22"/>
         </w:rPr>
-        <w:t>Use the direct (non-pooled) database connection string from Neon for running migrations, and pooled connection strings for application runtime.</w:t>
+        <w:t>CI Integration: Tests must run in CI and pass before merge.</w:t>
       </w:r>
     </w:p>
     <w:p>
@@ -488,9 +604,9 @@
       </w:pPr>
       <w:r>
         <w:rPr>
-          <w:sz w:val="20"/>
+          <w:sz w:val="22"/>
         </w:rPr>
-        <w:t>Leverage Drizzle's built-in Zod validators for schema validation.</w:t>
+        <w:t>Code Coverage: Maintain explicit project-level targets (e.g., 80%) enforced in CI.</w:t>
       </w:r>
     </w:p>
     <w:p>
@@ -499,9 +615,9 @@
       </w:pPr>
       <w:r>
         <w:rPr>
-          <w:sz w:val="20"/>
+          <w:sz w:val="22"/>
         </w:rPr>
-        <w:t>Manage local PostgreSQL instances using Docker Compose for development.</w:t>
+        <w:t>Guidelines: Prioritize user behavior, not implementation details. Mock API calls using MSW. Ensure tests are independent and readable.</w:t>
       </w:r>
     </w:p>
     <w:p>
@@ -510,17 +626,9 @@
       </w:pPr>
       <w:r>
         <w:rPr>
-          <w:sz w:val="20"/>
+          <w:sz w:val="22"/>
         </w:rPr>
-        <w:t>Testing Standards</w:t>
-      </w:r>
-    </w:p>
-    <w:p>
-      <w:r>
-        <w:rPr>
-          <w:sz w:val="20"/>
-        </w:rPr>
-        <w:t>A robust testing strategy is critical for code quality and reliability.</w:t>
+        <w:t>Documentation Standards</w:t>
       </w:r>
     </w:p>
     <w:p>
@@ -529,9 +637,9 @@
       </w:pPr>
       <w:r>
         <w:rPr>
-          <w:sz w:val="20"/>
+          <w:sz w:val="22"/>
         </w:rPr>
-        <w:t>Adopt Test-Driven Development (TDD): write focused, minimal failing tests before implementing functionality, following the Red-Green-Refactor cycle.</w:t>
+        <w:t>Self-documenting Code: Prioritize over excessive comments.</w:t>
       </w:r>
     </w:p>
     <w:p>
@@ -540,9 +648,9 @@
       </w:pPr>
       <w:r>
         <w:rPr>
-          <w:sz w:val="20"/>
+          <w:sz w:val="22"/>
         </w:rPr>
-        <w:t>Utilize React Testing Library to test component behavior from a user's perspective, interacting with DOM nodes.</w:t>
+        <w:t>When to Comment: For complex algorithms, non-obvious logic, workarounds, or "why" decisions.</w:t>
       </w:r>
     </w:p>
     <w:p>
@@ -551,9 +659,9 @@
       </w:pPr>
       <w:r>
         <w:rPr>
-          <w:sz w:val="20"/>
+          <w:sz w:val="22"/>
         </w:rPr>
-        <w:t>Prioritize accessible queries like `getByRole`, `getByLabelText`, `getByText` over `getByTestId`.</w:t>
+        <w:t>Updating Documentation: All documentation must be updated in the same PR as related code changes.</w:t>
       </w:r>
     </w:p>
     <w:p>
@@ -562,9 +670,20 @@
       </w:pPr>
       <w:r>
         <w:rPr>
-          <w:sz w:val="20"/>
+          <w:sz w:val="22"/>
         </w:rPr>
-        <w:t>Use Jest or Vitest as the primary testing framework, configured with `jsdom` for a browser-like environment and `@testing-library/jest-dom` for custom matchers.</w:t>
+        <w:t>API Documentation: Mandate standards for API documentation, including endpoints, schemas, and exported APIs using JSDoc.</w:t>
+      </w:r>
+    </w:p>
+    <w:p>
+      <w:pPr>
+        <w:pStyle w:val="Heading2"/>
+      </w:pPr>
+      <w:r>
+        <w:rPr>
+          <w:sz w:val="22"/>
+        </w:rPr>
+        <w:t>Version Control &amp; Collaboration</w:t>
       </w:r>
     </w:p>
     <w:p>
@@ -573,9 +692,9 @@
       </w:pPr>
       <w:r>
         <w:rPr>
-          <w:sz w:val="20"/>
+          <w:sz w:val="22"/>
         </w:rPr>
-        <w:t>Break down features into small, testable units, writing unit tests for individual components/functions and integration tests for interactions.</w:t>
+        <w:t>Branch Naming: Descriptive, incorporating ticket/issue ID (e.g., feature/JIRA-123-add-profile).</w:t>
       </w:r>
     </w:p>
     <w:p>
@@ -584,9 +703,9 @@
       </w:pPr>
       <w:r>
         <w:rPr>
-          <w:sz w:val="20"/>
+          <w:sz w:val="22"/>
         </w:rPr>
-        <w:t>Use `renderHook` from `@testing-library/react-hooks` for testing custom React hooks.</w:t>
+        <w:t>Commit Messages: Conventional Commits: type(scope): subject (e.g., feat(client): add user profile). Link to relevant issue (e.g., Fixes #123). Recommend atomic commits.</w:t>
       </w:r>
     </w:p>
     <w:p>
@@ -595,9 +714,9 @@
       </w:pPr>
       <w:r>
         <w:rPr>
-          <w:sz w:val="20"/>
+          <w:sz w:val="22"/>
         </w:rPr>
-        <w:t>Mock API calls using Mock Service Worker (MSW) for deterministic and isolated testing.</w:t>
+        <w:t>PR Titles: Follow Conventional Commits.</w:t>
       </w:r>
     </w:p>
     <w:p>
@@ -606,9 +725,9 @@
       </w:pPr>
       <w:r>
         <w:rPr>
-          <w:sz w:val="20"/>
+          <w:sz w:val="22"/>
         </w:rPr>
-        <w:t>For React Server Components, focus on integration tests and mock server-side data fetching.</w:t>
+        <w:t>PR Size: Aim for PRs under 400 lines.</w:t>
       </w:r>
     </w:p>
     <w:p>
@@ -617,9 +736,9 @@
       </w:pPr>
       <w:r>
         <w:rPr>
-          <w:sz w:val="20"/>
+          <w:sz w:val="22"/>
         </w:rPr>
-        <w:t>Use snapshot tests judiciously for static UI elements, avoiding them for highly dynamic components.</w:t>
+        <w:t>Large PRs: Split, require design docs, or special reviewers.</w:t>
       </w:r>
     </w:p>
     <w:p>
@@ -628,9 +747,9 @@
       </w:pPr>
       <w:r>
         <w:rPr>
-          <w:sz w:val="20"/>
+          <w:sz w:val="22"/>
         </w:rPr>
-        <w:t>Simulate user interactions using `fireEvent` and `user-event` from React Testing Library.</w:t>
+        <w:t>PR Description: Include context, screenshots, testing notes, risks.</w:t>
       </w:r>
     </w:p>
     <w:p>
@@ -639,9 +758,9 @@
       </w:pPr>
       <w:r>
         <w:rPr>
-          <w:sz w:val="20"/>
+          <w:sz w:val="22"/>
         </w:rPr>
-        <w:t>Ensure tests are independent and do not rely on execution order.</w:t>
+        <w:t>Review Turnaround: Goals for review turnaround (e.g., 24 business hours).</w:t>
       </w:r>
     </w:p>
     <w:p>
@@ -650,9 +769,9 @@
       </w:pPr>
       <w:r>
         <w:rPr>
-          <w:sz w:val="20"/>
+          <w:sz w:val="22"/>
         </w:rPr>
-        <w:t>Integrate TDD into CI/CD pipelines to automate test execution, parallelize tests, and enforce code coverage thresholds.</w:t>
+        <w:t>Direct Pushes: Policy against direct pushes to main.</w:t>
       </w:r>
     </w:p>
     <w:p>
@@ -661,9 +780,9 @@
       </w:pPr>
       <w:r>
         <w:rPr>
-          <w:sz w:val="20"/>
+          <w:sz w:val="22"/>
         </w:rPr>
-        <w:t>Test `getServerSideProps` and `getStaticProps` in Next.js to validate data fetching.</w:t>
+        <w:t>Conflict Resolution: Resolve disagreements via discussion, pair programming, or tech lead.</w:t>
       </w:r>
     </w:p>
     <w:p>
@@ -672,9 +791,9 @@
       </w:pPr>
       <w:r>
         <w:rPr>
-          <w:sz w:val="20"/>
+          <w:sz w:val="22"/>
         </w:rPr>
-        <w:t>Place tests in the same directory as the code they test, with an exception for Next.js `pages` (`__tests__/pages`).</w:t>
+        <w:t>Squash-and-Merge: Recommended for clean Git history.</w:t>
       </w:r>
     </w:p>
     <w:p>
@@ -683,17 +802,9 @@
       </w:pPr>
       <w:r>
         <w:rPr>
-          <w:sz w:val="20"/>
+          <w:sz w:val="22"/>
         </w:rPr>
-        <w:t>Code Formatting &amp; Tooling</w:t>
-      </w:r>
-    </w:p>
-    <w:p>
-      <w:r>
-        <w:rPr>
-          <w:sz w:val="20"/>
-        </w:rPr>
-        <w:t>Consistent code formatting and robust tooling are essential for maintainability and efficient reviews.</w:t>
+        <w:t>Continuous Integration (CI)</w:t>
       </w:r>
     </w:p>
     <w:p>
@@ -702,9 +813,9 @@
       </w:pPr>
       <w:r>
         <w:rPr>
-          <w:sz w:val="20"/>
+          <w:sz w:val="22"/>
         </w:rPr>
-        <w:t>Utilize Prettier for consistent code formatting across the entire project. Configure with `semi: true`, `trailingComma: "all"`, `singleQuote: true`, and `printWidth: 120`.</w:t>
+        <w:t>Main Branch Always Green: main branch must always be green and deployable.</w:t>
       </w:r>
     </w:p>
     <w:p>
@@ -713,9 +824,9 @@
       </w:pPr>
       <w:r>
         <w:rPr>
-          <w:sz w:val="20"/>
+          <w:sz w:val="22"/>
         </w:rPr>
-        <w:t>Integrate ESLint with Prettier (using `eslint-config-prettier`) to enforce code style rules and catch errors. Extend shared base configurations and allow for workspace-specific overrides.</w:t>
+        <w:t>Automated Checks: CI builds automatically run all tests, linting, and formatting on every PR. Builds fail if checks don't pass.</w:t>
       </w:r>
     </w:p>
     <w:p>
@@ -724,9 +835,9 @@
       </w:pPr>
       <w:r>
         <w:rPr>
-          <w:sz w:val="20"/>
+          <w:sz w:val="22"/>
         </w:rPr>
-        <w:t>Use `lint-staged` and Husky for pre-commit hooks to automatically enforce formatting and linting before commits.</w:t>
+        <w:t>Turborepo for Efficiency: Leverage Turborepo with --affected flag to optimize CI build times.</w:t>
       </w:r>
     </w:p>
     <w:p>
@@ -735,9 +846,9 @@
       </w:pPr>
       <w:r>
         <w:rPr>
-          <w:sz w:val="20"/>
+          <w:sz w:val="22"/>
         </w:rPr>
-        <w:t>Structure the monorepo with top-level directories: `apps/` for runnable applications, `libs/` for shared runtime code, and `packages/` for tooling and shared configurations.</w:t>
+        <w:t>Deploy-on-Merge: Implement automated deployments after successful CI and reviews.</w:t>
       </w:r>
     </w:p>
     <w:p>
@@ -746,9 +857,20 @@
       </w:pPr>
       <w:r>
         <w:rPr>
-          <w:sz w:val="20"/>
+          <w:sz w:val="22"/>
         </w:rPr>
-        <w:t>Leverage npm workspaces for dependency resolution between internal packages and root-level script execution.</w:t>
+        <w:t>Parallelize Tests: Parallelize tests in CI/CD.</w:t>
+      </w:r>
+    </w:p>
+    <w:p>
+      <w:pPr>
+        <w:pStyle w:val="Heading2"/>
+      </w:pPr>
+      <w:r>
+        <w:rPr>
+          <w:sz w:val="22"/>
+        </w:rPr>
+        <w:t>Security &amp; Environment Variables</w:t>
       </w:r>
     </w:p>
     <w:p>
@@ -757,9 +879,9 @@
       </w:pPr>
       <w:r>
         <w:rPr>
-          <w:sz w:val="20"/>
+          <w:sz w:val="22"/>
         </w:rPr>
-        <w:t>Create shared configurations in the `packages/` directory (e.g., `@example/eslint-config`, `@example/prettier-config`, `@example/tsconfig`).</w:t>
+        <w:t>Secrets Management: Use environment variables for all secrets; never commit. Use .env files locally, excluded by .gitignore.</w:t>
       </w:r>
     </w:p>
     <w:p>
@@ -768,9 +890,9 @@
       </w:pPr>
       <w:r>
         <w:rPr>
-          <w:sz w:val="20"/>
+          <w:sz w:val="22"/>
         </w:rPr>
-        <w:t>Adopt Turborepo for efficient CI, using the `--affected` flag to run tasks only on changed packages and `turbo prune` for optimized Docker images.</w:t>
+        <w:t>Environment Variable Validation: Employ Zod for type-safe validation, leveraging @t3-oss/env-nextjs.</w:t>
       </w:r>
     </w:p>
     <w:p>
@@ -779,9 +901,9 @@
       </w:pPr>
       <w:r>
         <w:rPr>
-          <w:sz w:val="20"/>
+          <w:sz w:val="22"/>
         </w:rPr>
-        <w:t>Configure Prettier with `@trivago/prettier-plugin-sort-imports` for consistent import sorting.</w:t>
+        <w:t>Taint APIs: Utilize React's taint APIs (taintObjectReference, taintUniqueValue) and experimental.taint: true in next.config.js to prevent sensitive data exposure.</w:t>
       </w:r>
     </w:p>
     <w:p>
@@ -790,9 +912,9 @@
       </w:pPr>
       <w:r>
         <w:rPr>
-          <w:sz w:val="20"/>
+          <w:sz w:val="22"/>
         </w:rPr>
-        <w:t>Use Zod for type-safe environment variable validation, leveraging `@t3-oss/env-nextjs` and `eslint-plugin-n` to disallow direct `process.env` usage.</w:t>
+        <w:t>ESLint Plugin: Configure eslint-plugin-n to disallow direct process.env usage.</w:t>
       </w:r>
     </w:p>
     <w:p>
@@ -801,17 +923,9 @@
       </w:pPr>
       <w:r>
         <w:rPr>
-          <w:sz w:val="20"/>
+          <w:sz w:val="22"/>
         </w:rPr>
-        <w:t>Documentation Standards</w:t>
-      </w:r>
-    </w:p>
-    <w:p>
-      <w:r>
-        <w:rPr>
-          <w:sz w:val="20"/>
-        </w:rPr>
-        <w:t>Clear and concise documentation facilitates understanding, onboarding, and maintenance.</w:t>
+        <w:t>Change Management</w:t>
       </w:r>
     </w:p>
     <w:p>
@@ -820,9 +934,9 @@
       </w:pPr>
       <w:r>
         <w:rPr>
-          <w:sz w:val="20"/>
+          <w:sz w:val="22"/>
         </w:rPr>
-        <w:t>Add JSDoc comments to API routes and functions to enable auto-generation of API documentation via Swagger.</w:t>
+        <w:t>Living Document: Team actively contributes and maintains standards.</w:t>
       </w:r>
     </w:p>
     <w:p>
@@ -831,9 +945,9 @@
       </w:pPr>
       <w:r>
         <w:rPr>
-          <w:sz w:val="20"/>
+          <w:sz w:val="22"/>
         </w:rPr>
-        <w:t>Write clear and informative Pull Request descriptions that explain "What changed," "Why," and "How to review." Include relevant context such as links to tickets, screenshots for UI changes, and deployment notes.</w:t>
+        <w:t>Contribution &amp; Maintenance: Proposed changes via PRs to standards repository. Require review/approval by VP of Engineering or lead.</w:t>
       </w:r>
     </w:p>
     <w:p>
@@ -842,9 +956,20 @@
       </w:pPr>
       <w:r>
         <w:rPr>
-          <w:sz w:val="20"/>
+          <w:sz w:val="22"/>
         </w:rPr>
-        <w:t>Document new environment variables or feature flags required for changes, ensuring they are clearly communicated.</w:t>
+        <w:t>Review Cadence: Standards formally reviewed/updated quarterly or per major release cycle.</w:t>
+      </w:r>
+    </w:p>
+    <w:p>
+      <w:pPr>
+        <w:pStyle w:val="Heading2"/>
+      </w:pPr>
+      <w:r>
+        <w:rPr>
+          <w:sz w:val="22"/>
+        </w:rPr>
+        <w:t>Rollout Plan &amp; Next Steps</w:t>
       </w:r>
     </w:p>
     <w:p>
@@ -853,9 +978,9 @@
       </w:pPr>
       <w:r>
         <w:rPr>
-          <w:sz w:val="20"/>
+          <w:sz w:val="22"/>
         </w:rPr>
-        <w:t>Maintain up-to-date README files for each application and shared library within the monorepo, detailing setup, usage, and contribution guidelines.</w:t>
+        <w:t>VP Review: Document undergoes initial review by VP of Engineering for final approval.</w:t>
       </w:r>
     </w:p>
     <w:p>
@@ -864,9 +989,9 @@
       </w:pPr>
       <w:r>
         <w:rPr>
-          <w:sz w:val="20"/>
+          <w:sz w:val="22"/>
         </w:rPr>
-        <w:t>Use inline comments judiciously for complex or non-obvious logic, explaining the intent rather than merely restating the code.</w:t>
+        <w:t>Staged Rollout: Following approval, standards rolled out in stages, starting with new projects.</w:t>
       </w:r>
     </w:p>
     <w:p>
@@ -875,9 +1000,20 @@
       </w:pPr>
       <w:r>
         <w:rPr>
-          <w:sz w:val="20"/>
+          <w:sz w:val="22"/>
         </w:rPr>
-        <w:t>Ensure all public APIs and interfaces are well-documented with TypeScript types and JSDoc comments.</w:t>
+        <w:t>Training &amp; Workshops: Dedicated sessions will familiarize developers.</w:t>
+      </w:r>
+    </w:p>
+    <w:p>
+      <w:pPr>
+        <w:pStyle w:val="ListBullet"/>
+      </w:pPr>
+      <w:r>
+        <w:rPr>
+          <w:sz w:val="22"/>
+        </w:rPr>
+        <w:t>Feedback Loop: Open feedback channel established during rollout.</w:t>
       </w:r>
     </w:p>
     <w:p>
@@ -886,17 +1022,9 @@
       </w:pPr>
       <w:r>
         <w:rPr>
-          <w:sz w:val="20"/>
+          <w:sz w:val="22"/>
         </w:rPr>
-        <w:t>PR, Branch Naming &amp; Commit Message Guidelines</w:t>
-      </w:r>
-    </w:p>
-    <w:p>
-      <w:r>
-        <w:rPr>
-          <w:sz w:val="20"/>
-        </w:rPr>
-        <w:t>Consistent naming and messaging improve Git history readability and automation.</w:t>
+        <w:t>Glossary</w:t>
       </w:r>
     </w:p>
     <w:p>
@@ -905,9 +1033,9 @@
       </w:pPr>
       <w:r>
         <w:rPr>
-          <w:sz w:val="20"/>
+          <w:sz w:val="22"/>
         </w:rPr>
-        <w:t>Adhere to the Conventional Commits specification for commit messages and PR titles: `&lt;type&gt;[optional scope]: &lt;description&gt;`.</w:t>
+        <w:t>API: Application Programming Interface.</w:t>
       </w:r>
     </w:p>
     <w:p>
@@ -916,9 +1044,9 @@
       </w:pPr>
       <w:r>
         <w:rPr>
-          <w:sz w:val="20"/>
+          <w:sz w:val="22"/>
         </w:rPr>
-        <w:t>Use standard commit types: `feat` (new feature), `fix` (bug fix), `refactor` (code change that neither fixes a bug nor adds a feature), `docs` (documentation only changes), `test` (adding missing tests or correcting existing tests), `chore` (routine tasks), `perf` (performance improvements), `build` (build system changes), `ci` (CI configuration changes), `revert` (reverts a previous commit).</w:t>
+        <w:t>CI: Continuous Integration.</w:t>
       </w:r>
     </w:p>
     <w:p>
@@ -927,9 +1055,9 @@
       </w:pPr>
       <w:r>
         <w:rPr>
-          <w:sz w:val="20"/>
+          <w:sz w:val="22"/>
         </w:rPr>
-        <w:t>Use scopes (e.g., `feat(api):`, `fix(client):`) to indicate the affected part of the monorepo.</w:t>
+        <w:t>ORM: Object-Relational Mapper.</w:t>
       </w:r>
     </w:p>
     <w:p>
@@ -938,9 +1066,9 @@
       </w:pPr>
       <w:r>
         <w:rPr>
-          <w:sz w:val="20"/>
+          <w:sz w:val="22"/>
         </w:rPr>
-        <w:t>Keep commit messages concise, ideally within 50-90 characters for the subject line.</w:t>
+        <w:t>PR: Pull Request.</w:t>
       </w:r>
     </w:p>
     <w:p>
@@ -949,9 +1077,9 @@
       </w:pPr>
       <w:r>
         <w:rPr>
-          <w:sz w:val="20"/>
+          <w:sz w:val="22"/>
         </w:rPr>
-        <w:t>For bug fixes, reference the issue number in the commit message or PR description (e.g., "Fixes #123").</w:t>
+        <w:t>RSC: React Server Components.</w:t>
       </w:r>
     </w:p>
     <w:p>
@@ -960,9 +1088,9 @@
       </w:pPr>
       <w:r>
         <w:rPr>
-          <w:sz w:val="20"/>
+          <w:sz w:val="22"/>
         </w:rPr>
-        <w:t>Break down large features or fixes into smaller, atomic Pull Requests (PRs), aiming for "1 PR = 1 feature/fix".</w:t>
+        <w:t>SLA: Service Level Agreement.</w:t>
       </w:r>
     </w:p>
     <w:p>
@@ -971,9 +1099,9 @@
       </w:pPr>
       <w:r>
         <w:rPr>
-          <w:sz w:val="20"/>
+          <w:sz w:val="22"/>
         </w:rPr>
-        <w:t>For complex features, utilize stacked PRs where each branch targets the previous one.</w:t>
+        <w:t>TDD: Test-Driven Development.</w:t>
       </w:r>
     </w:p>
     <w:p>
@@ -982,9 +1110,9 @@
       </w:pPr>
       <w:r>
         <w:rPr>
-          <w:sz w:val="20"/>
+          <w:sz w:val="22"/>
         </w:rPr>
-        <w:t>Use descriptive branch names with clear prefixes (e.g., `feature/add-user-auth`, `hotfix/fix-login-bug`, `integration/db-migration`).</w:t>
+        <w:t>tRPC: Type-safe Remote Procedure Call.</w:t>
       </w:r>
     </w:p>
     <w:p>
@@ -993,9 +1121,9 @@
       </w:pPr>
       <w:r>
         <w:rPr>
-          <w:sz w:val="20"/>
+          <w:sz w:val="22"/>
         </w:rPr>
-        <w:t>Use `git rebase -i` to clean up commit history before merging or releasing, ensuring a clean, linear history.</w:t>
+        <w:t>MSW: Mock Service Worker.</w:t>
       </w:r>
     </w:p>
     <w:p>
@@ -1004,160 +1132,9 @@
       </w:pPr>
       <w:r>
         <w:rPr>
-          <w:sz w:val="20"/>
+          <w:sz w:val="22"/>
         </w:rPr>
-        <w:t>Utilize PR templates to standardize descriptions.</w:t>
-      </w:r>
-    </w:p>
-    <w:p>
-      <w:pPr>
-        <w:pStyle w:val="Heading2"/>
-      </w:pPr>
-      <w:r>
-        <w:rPr>
-          <w:sz w:val="20"/>
-        </w:rPr>
-        <w:t>Review Process &amp; Enforcement</w:t>
-      </w:r>
-    </w:p>
-    <w:p>
-      <w:r>
-        <w:rPr>
-          <w:sz w:val="20"/>
-        </w:rPr>
-        <w:t>A structured review process ensures code quality and efficient delivery.</w:t>
-      </w:r>
-    </w:p>
-    <w:p>
-      <w:pPr>
-        <w:pStyle w:val="ListBullet"/>
-      </w:pPr>
-      <w:r>
-        <w:rPr>
-          <w:sz w:val="20"/>
-        </w:rPr>
-        <w:t>Implement automated checks (CI, linting, type checking) that run on every PR before merging.</w:t>
-      </w:r>
-    </w:p>
-    <w:p>
-      <w:pPr>
-        <w:pStyle w:val="ListBullet"/>
-      </w:pPr>
-      <w:r>
-        <w:rPr>
-          <w:sz w:val="20"/>
-        </w:rPr>
-        <w:t>Configure branch protection rules for critical branches (e.g., `main`) to require reviews and passing status checks.</w:t>
-      </w:r>
-    </w:p>
-    <w:p>
-      <w:pPr>
-        <w:pStyle w:val="ListBullet"/>
-      </w:pPr>
-      <w:r>
-        <w:rPr>
-          <w:sz w:val="20"/>
-        </w:rPr>
-        <w:t>Enforce a maximum PR size limit (e.g., 400 lines of change) to encourage smaller, more manageable reviews.</w:t>
-      </w:r>
-    </w:p>
-    <w:p>
-      <w:pPr>
-        <w:pStyle w:val="ListBullet"/>
-      </w:pPr>
-      <w:r>
-        <w:rPr>
-          <w:sz w:val="20"/>
-        </w:rPr>
-        <w:t>Establish team agreements or Service Level Agreements (SLAs) for PR turnaround times (e.g., time to first review, time to merge) to prevent delays.</w:t>
-      </w:r>
-    </w:p>
-    <w:p>
-      <w:pPr>
-        <w:pStyle w:val="ListBullet"/>
-      </w:pPr>
-      <w:r>
-        <w:rPr>
-          <w:sz w:val="20"/>
-        </w:rPr>
-        <w:t>Separate refactoring efforts from feature development into distinct PRs to improve review clarity and reduce deployment risk.</w:t>
-      </w:r>
-    </w:p>
-    <w:p>
-      <w:pPr>
-        <w:pStyle w:val="ListBullet"/>
-      </w:pPr>
-      <w:r>
-        <w:rPr>
-          <w:sz w:val="20"/>
-        </w:rPr>
-        <w:t>Track PR health metrics such as time to first review, time to merge, PR size, and review comments per PR.</w:t>
-      </w:r>
-    </w:p>
-    <w:p>
-      <w:pPr>
-        <w:pStyle w:val="ListBullet"/>
-      </w:pPr>
-      <w:r>
-        <w:rPr>
-          <w:sz w:val="20"/>
-        </w:rPr>
-        <w:t>When reviewing code, prioritize correctness, security, architecture, and maintainability over subjective style preferences.</w:t>
-      </w:r>
-    </w:p>
-    <w:p>
-      <w:pPr>
-        <w:pStyle w:val="ListBullet"/>
-      </w:pPr>
-      <w:r>
-        <w:rPr>
-          <w:sz w:val="20"/>
-        </w:rPr>
-        <w:t>Use prefixes like `blocking:`, `nit:`, `question:`, `suggestion:` in code review comments to clarify intent.</w:t>
-      </w:r>
-    </w:p>
-    <w:p>
-      <w:pPr>
-        <w:pStyle w:val="ListBullet"/>
-      </w:pPr>
-      <w:r>
-        <w:rPr>
-          <w:sz w:val="20"/>
-        </w:rPr>
-        <w:t>Consider using AI-assisted code review tools as a first pass to catch mechanical issues before human review.</w:t>
-      </w:r>
-    </w:p>
-    <w:p>
-      <w:pPr>
-        <w:pStyle w:val="ListBullet"/>
-      </w:pPr>
-      <w:r>
-        <w:rPr>
-          <w:sz w:val="20"/>
-        </w:rPr>
-        <w:t>Implement a deploy-on-merge pattern for automated deployments to production after successful CI checks and code reviews.</w:t>
-      </w:r>
-    </w:p>
-    <w:p>
-      <w:pPr>
-        <w:pStyle w:val="ListBullet"/>
-      </w:pPr>
-      <w:r>
-        <w:rPr>
-          <w:sz w:val="20"/>
-        </w:rPr>
-        <w:t>Utilize staging environments for an additional verification step before production deployment.</w:t>
-      </w:r>
-    </w:p>
-    <w:p>
-      <w:pPr>
-        <w:pStyle w:val="ListBullet"/>
-      </w:pPr>
-      <w:r>
-        <w:rPr>
-          <w:sz w:val="20"/>
-        </w:rPr>
-        <w:t>Ensure database migrations are backward-compatible and consider rollback paths.</w:t>
+        <w:t>Zod: TypeScript-first schema declaration and validation library.</w:t>
       </w:r>
     </w:p>
     <w:sectPr>
